--- a/klagomål/A 3474-2026 FSC-klagomål.docx
+++ b/klagomål/A 3474-2026 FSC-klagomål.docx
@@ -664,7 +664,7 @@
     <w:r>
       <w:tab/>
       <w:tab/>
-      <w:t>2026-01-23</w:t>
+      <w:t>2026-01-24</w:t>
       <w:br/>
       <w:br/>
     </w:r>

--- a/klagomål/A 3474-2026 FSC-klagomål.docx
+++ b/klagomål/A 3474-2026 FSC-klagomål.docx
@@ -664,7 +664,7 @@
     <w:r>
       <w:tab/>
       <w:tab/>
-      <w:t>2026-01-24</w:t>
+      <w:t>2026-01-25</w:t>
       <w:br/>
       <w:br/>
     </w:r>

--- a/klagomål/A 3474-2026 FSC-klagomål.docx
+++ b/klagomål/A 3474-2026 FSC-klagomål.docx
@@ -664,7 +664,7 @@
     <w:r>
       <w:tab/>
       <w:tab/>
-      <w:t>2026-01-25</w:t>
+      <w:t>2026-01-26</w:t>
       <w:br/>
       <w:br/>
     </w:r>

--- a/klagomål/A 3474-2026 FSC-klagomål.docx
+++ b/klagomål/A 3474-2026 FSC-klagomål.docx
@@ -664,7 +664,7 @@
     <w:r>
       <w:tab/>
       <w:tab/>
-      <w:t>2026-01-26</w:t>
+      <w:t>2026-01-27</w:t>
       <w:br/>
       <w:br/>
     </w:r>

--- a/klagomål/A 3474-2026 FSC-klagomål.docx
+++ b/klagomål/A 3474-2026 FSC-klagomål.docx
@@ -664,7 +664,7 @@
     <w:r>
       <w:tab/>
       <w:tab/>
-      <w:t>2026-01-27</w:t>
+      <w:t>2026-01-28</w:t>
       <w:br/>
       <w:br/>
     </w:r>

--- a/klagomål/A 3474-2026 FSC-klagomål.docx
+++ b/klagomål/A 3474-2026 FSC-klagomål.docx
@@ -191,7 +191,7 @@
     </w:p>
     <w:p>
       <w:r>
-        <w:t>I avverkningsanmälan har följande 2 naturvårdsarter hittats: mattlummer (§9) och revlummer (§9). För fridlysta arter anges även paragrafen i Artskyddsförordningen som arten är fridlyst enligt.</w:t>
+        <w:t>I avverkningsanmälan har följande 3 naturvårdsarter hittats: lopplummer (aggregat) (§9), mattlummer (§9) och revlummer (§9). För fridlysta arter anges även paragrafen i Artskyddsförordningen som arten är fridlyst enligt.</w:t>
       </w:r>
     </w:p>
     <w:p>
@@ -206,7 +206,7 @@
       <w:r>
         <w:drawing>
           <wp:inline xmlns:a="http://schemas.openxmlformats.org/drawingml/2006/main" xmlns:pic="http://schemas.openxmlformats.org/drawingml/2006/picture">
-            <wp:extent cx="5486400" cy="5053803"/>
+            <wp:extent cx="5486400" cy="4839340"/>
             <wp:docPr id="1" name="Picture 1"/>
             <wp:cNvGraphicFramePr>
               <a:graphicFrameLocks noChangeAspect="1"/>
@@ -227,7 +227,7 @@
                   <pic:spPr>
                     <a:xfrm>
                       <a:off x="0" y="0"/>
-                      <a:ext cx="5486400" cy="5053803"/>
+                      <a:ext cx="5486400" cy="4839340"/>
                     </a:xfrm>
                     <a:prstGeom prst="rect"/>
                   </pic:spPr>
@@ -256,7 +256,7 @@
     </w:p>
     <w:p>
       <w:r>
-        <w:t>Följande fridlysta arter har sina livsmiljöer och växtplatser i den avverkningsanmälda skogen: mattlummer (§9) och revlummer (§9).</w:t>
+        <w:t>Följande fridlysta arter har sina livsmiljöer och växtplatser i den avverkningsanmälda skogen: lopplummer (aggregat) (§9), mattlummer (§9) och revlummer (§9).</w:t>
       </w:r>
     </w:p>
     <w:p>
@@ -369,7 +369,7 @@
         <w:rPr>
           <w:i/>
         </w:rPr>
-        <w:t>I det avverkningsanmälda skogsområdet har 2 naturvårdsarter varav 0 rödlistade arter sina livsmiljöer och växtplatser.</w:t>
+        <w:t>I det avverkningsanmälda skogsområdet har 3 naturvårdsarter varav 0 rödlistade arter sina livsmiljöer och växtplatser.</w:t>
       </w:r>
     </w:p>
     <w:p>
@@ -684,7 +684,7 @@
     <w:r>
       <w:tab/>
       <w:tab/>
-      <w:t>2026-03-02</w:t>
+      <w:t>2026-03-03</w:t>
       <w:br/>
       <w:br/>
     </w:r>

--- a/klagomål/A 3474-2026 FSC-klagomål.docx
+++ b/klagomål/A 3474-2026 FSC-klagomål.docx
@@ -684,7 +684,7 @@
     <w:r>
       <w:tab/>
       <w:tab/>
-      <w:t>2026-03-03</w:t>
+      <w:t>2026-03-04</w:t>
       <w:br/>
       <w:br/>
     </w:r>

--- a/klagomål/A 3474-2026 FSC-klagomål.docx
+++ b/klagomål/A 3474-2026 FSC-klagomål.docx
@@ -684,7 +684,7 @@
     <w:r>
       <w:tab/>
       <w:tab/>
-      <w:t>2026-03-04</w:t>
+      <w:t>2026-03-05</w:t>
       <w:br/>
       <w:br/>
     </w:r>

--- a/klagomål/A 3474-2026 FSC-klagomål.docx
+++ b/klagomål/A 3474-2026 FSC-klagomål.docx
@@ -173,7 +173,7 @@
     </w:p>
     <w:p>
       <w:r>
-        <w:t>Nedan presenteras fynd av naturvårdsarter och fridlysta arter som gjorts i det avverkningsanmälda området, samt relevanta utdrag ur standarderna för FSC, Chain of Custody, Controlled Wood och PEFC.</w:t>
+        <w:t>Nedan presenteras fynd av naturvårdsarter och fridlysta arter som gjorts i det avverkningsanmälda området, samt relevanta utdrag ur standarderna för FSC, Chain of Custody, Controlled Wood och PEFC. I BILAGA 1 finns artfakta om fridlysta arter.</w:t>
       </w:r>
     </w:p>
     <w:p>
@@ -191,7 +191,7 @@
     </w:p>
     <w:p>
       <w:r>
-        <w:t>I avverkningsanmälan har följande 3 naturvårdsarter hittats: lopplummer (aggregat) (§9), mattlummer (§9) och revlummer (§9). För fridlysta arter anges även paragrafen i Artskyddsförordningen som arten är fridlyst enligt.</w:t>
+        <w:t>I avverkningsanmälan har följande 5 naturvårdsarter hittats: spillkråka (NT, §4), tjäder (§4), lopplummer (aggregat) (§9), mattlummer (§9) och revlummer (§9). Av dessa är 1 rödlistade. För rödlistade arter har rödlistekategorin angivits inom parentes. För fridlysta arter anges även paragrafen i Artskyddsförordningen som arten är fridlyst enligt.</w:t>
       </w:r>
     </w:p>
     <w:p>
@@ -256,7 +256,21 @@
     </w:p>
     <w:p>
       <w:r>
-        <w:t>Följande fridlysta arter har sina livsmiljöer och växtplatser i den avverkningsanmälda skogen: lopplummer (aggregat) (§9), mattlummer (§9) och revlummer (§9).</w:t>
+        <w:t>Följande fridlysta arter har sina livsmiljöer och växtplatser i den avverkningsanmälda skogen: spillkråka (NT, §4), tjäder (§4), lopplummer (aggregat) (§9), mattlummer (§9) och revlummer (§9).</w:t>
+      </w:r>
+    </w:p>
+    <w:p>
+      <w:r>
+        <w:t xml:space="preserve">Observera att medlemsländerna är skyldiga att agera i enlighet med EU:s fågeldirektiv där det uttryckligen står att direktivet gäller för fåglar samt för deras ägg, bon och </w:t>
+      </w:r>
+      <w:r>
+        <w:rPr>
+          <w:b/>
+        </w:rPr>
+        <w:t xml:space="preserve">livsmiljöer </w:t>
+      </w:r>
+      <w:r>
+        <w:t>(artikel 1). Vidare att de åtgärder som vidtas inte får leda till en försämring av den nuvarande situationen beträffande bevarandet av de fågelarter som avses i artikel 1 (artikel 13). Fågeldirektivet är styrande för tillsynsansvariga myndigheters ärendehantering, ställningstaganden och beslutsfattande.</w:t>
       </w:r>
     </w:p>
     <w:p>
@@ -277,6 +291,69 @@
       </w:r>
       <w:r>
         <w:t>(SLU Artdatabanken, 2025).</w:t>
+      </w:r>
+    </w:p>
+    <w:p>
+      <w:r>
+        <w:rPr>
+          <w:b/>
+        </w:rPr>
+        <w:t>Spillkråka (NT, §4)</w:t>
+      </w:r>
+      <w:r>
+        <w:t xml:space="preserve"> är rödlistad som nära hotad och ingår i bilaga 1 i EU:s fågeldirektiv. Den minskar i population på grund av minskad tillgång på lämpliga bo- och födoträd och minskad födotillgång. Spillkråkans minskningstakt har uppgått till 19 (24–10) % under de senaste 15 åren. Minskningstakten för den svenska populationen bedöms vara nära gränsvärdet för Sårbar (VU) (A2bc). Skogsbruk med korta omloppstider och täta, homogena ungskogar utgör det största hotet. Spillkråka är typisk art för </w:t>
+      </w:r>
+      <w:r>
+        <w:rPr>
+          <w:i/>
+        </w:rPr>
+        <w:t xml:space="preserve">9010 Taiga </w:t>
+      </w:r>
+      <w:r>
+        <w:t>och</w:t>
+      </w:r>
+      <w:r>
+        <w:rPr>
+          <w:i/>
+        </w:rPr>
+        <w:t xml:space="preserve"> 9740 Skogsbevuxen myr </w:t>
+      </w:r>
+      <w:r>
+        <w:t>(SLU Artdatabanken, 2023).</w:t>
+      </w:r>
+    </w:p>
+    <w:p>
+      <w:r>
+        <w:rPr>
+          <w:b/>
+        </w:rPr>
+        <w:t>Tjäder (§4)</w:t>
+      </w:r>
+      <w:r>
+        <w:t xml:space="preserve"> omfattas av bilaga 1 och 2 EU:s fågeldirektiv och är typisk art för </w:t>
+      </w:r>
+      <w:r>
+        <w:rPr>
+          <w:i/>
+        </w:rPr>
+        <w:t xml:space="preserve">9010 Taiga </w:t>
+      </w:r>
+      <w:r>
+        <w:t xml:space="preserve">och </w:t>
+      </w:r>
+      <w:r>
+        <w:rPr>
+          <w:i/>
+        </w:rPr>
+        <w:t>9740 Skogsbevuxen myr</w:t>
+      </w:r>
+      <w:r>
+        <w:t>. Tjädern är en utpräglad skogsfågel knuten till större sammanhängande barrskogsområden. Tupparna och hönorna utnyttjar till viss del olika miljöer, och habitatvalet varierar dessutom mellan olika delar av året. För att det ska finnas livskraftiga tjäderbestånd krävs funktionella skogslandskap med en blandning av uppvuxen, gles och luckig skog, täta sumpskogar, myrar och andra små våtmarker. Arten försvinner när skogen fragmenteras och den sammanlagda arealen hyggen och andra öppna områden blir för stor. Ett småskaligt och försiktigt virkesuttag genom hyggesfria metoder kan i vissa fall vara möjligt i området inom 200 m från lekcentrum. Längre ut från lekcentrum, inom 200–500 m bör den avverkade ytan inte överskrida 1 hektar för att undvika alltför stora och snabba förändringar (Skogsstyrelsen, 2019; SLU Artdatabanken, 2024).</w:t>
+      </w:r>
+    </w:p>
+    <w:p>
+      <w:r>
+        <w:t>I BILAGA 1 finns mer detaljerad information om ekologi samt krav på livsmiljö hos fridlysta arter.</w:t>
       </w:r>
     </w:p>
     <w:p>
@@ -331,6 +408,22 @@
       <w:r>
         <w:t>I den avverkningsanmälda skogen har fridlysta arter sina livsmiljöer och växtplatser. Att skada de fridlysta arternas livsmiljöer, växtplatser eller ekologiska funktion är inte tillåtet enligt artskyddsförordningen.</w:t>
       </w:r>
+      <w:r>
+        <w:rPr>
+          <w:i/>
+        </w:rPr>
+        <w:t xml:space="preserve"> EU:s medlemsländer och skogsbolag är skyldiga att agera i enlighet med EU:s fågeldirektiv där det uttryckligen står att direktivet gäller för fåglar samt för deras ägg, bon och </w:t>
+      </w:r>
+      <w:r>
+        <w:rPr>
+          <w:b/>
+          <w:i/>
+        </w:rPr>
+        <w:t xml:space="preserve">livsmiljöer </w:t>
+      </w:r>
+      <w:r>
+        <w:t>(artikel 1). Vidare att de åtgärder som vidtas inte får leda till en försämring av den nuvarande situationen beträffande bevarandet av de fågelarter som avses i artikel 1 (artikel 13).</w:t>
+      </w:r>
     </w:p>
     <w:p>
       <w:r>
@@ -369,7 +462,7 @@
         <w:rPr>
           <w:i/>
         </w:rPr>
-        <w:t>I det avverkningsanmälda skogsområdet har 3 naturvårdsarter varav 0 rödlistade arter sina livsmiljöer och växtplatser.</w:t>
+        <w:t>I det avverkningsanmälda skogsområdet har 5 naturvårdsarter varav 1 rödlistade arter sina livsmiljöer och växtplatser.</w:t>
       </w:r>
     </w:p>
     <w:p>
@@ -556,6 +649,146 @@
         <w:t>I den avverkningsanmälda skogen har fridlysta arter sina livsmiljöer och växtplatser. Att skada de fridlysta arternas livsmiljöer, växtplatser eller ekologiska funktion är inte tillåtet enligt artskyddsförordningen</w:t>
       </w:r>
     </w:p>
+    <w:p>
+      <w:r>
+        <w:br w:type="page"/>
+      </w:r>
+    </w:p>
+    <w:p>
+      <w:pPr>
+        <w:pStyle w:val="Title"/>
+      </w:pPr>
+      <w:r>
+        <w:t>BILAGA 1 – Fridlysta arter</w:t>
+      </w:r>
+    </w:p>
+    <w:p>
+      <w:pPr>
+        <w:pStyle w:val="Heading1"/>
+      </w:pPr>
+      <w:r>
+        <w:t>Spillkråka – ekologi samt krav på livsmiljön</w:t>
+      </w:r>
+    </w:p>
+    <w:p>
+      <w:r>
+        <w:t xml:space="preserve">Spillkråka (NT) är rödlistad som nära hotad, fridlyst enligt §4 Artskyddsförordningen, typisk art för </w:t>
+      </w:r>
+      <w:r>
+        <w:rPr>
+          <w:i/>
+        </w:rPr>
+        <w:t xml:space="preserve">9010 Taiga </w:t>
+      </w:r>
+      <w:r>
+        <w:t>och</w:t>
+      </w:r>
+      <w:r>
+        <w:rPr>
+          <w:i/>
+        </w:rPr>
+        <w:t xml:space="preserve"> 9740 Skogsbevuxen myr</w:t>
+      </w:r>
+      <w:r>
+        <w:t xml:space="preserve"> och ingår i bilaga 1 i EU:s fågeldirektiv. Spillkråka lever i både barr- och blandskog liksom i ren lövskog. De tätaste populationerna tenderar att finnas i äldre, variationsrik blandskog med gott om död ved och gamla träd.</w:t>
+      </w:r>
+    </w:p>
+    <w:p>
+      <w:r>
+        <w:t>Varje par utnyttjar 400–1000 hektar skog beroende på skogens kvalitet. En minskning av populationen pågår på grund av minskad tillgång på lämpliga bo- och födoträd och minskad födotillgång. Spillkråkans minskningstakt har uppgått till 19 (24–10) % under de senaste 15 åren. Minskningstakten för den svenska populationen bedöms vara nära gränsvärdet för Sårbar (VU) (A2bc). Skogsbruk med korta omloppstider och täta, homogena ungskogar utgör det största hotet (SLU Artdatabanken 2023).</w:t>
+      </w:r>
+    </w:p>
+    <w:p>
+      <w:pPr>
+        <w:pStyle w:val="Heading2"/>
+      </w:pPr>
+      <w:r>
+        <w:t>Referenser – spillkråka</w:t>
+      </w:r>
+    </w:p>
+    <w:p>
+      <w:r>
+        <w:t xml:space="preserve">SLU Artdatabanken, 2021. </w:t>
+      </w:r>
+      <w:r>
+        <w:rPr>
+          <w:i/>
+        </w:rPr>
+        <w:t xml:space="preserve">Artfaktablad. Naturvård – artfakta. </w:t>
+      </w:r>
+      <w:r>
+        <w:t>SLU Artdatabanken, Uppsala</w:t>
+      </w:r>
+    </w:p>
+    <w:p>
+      <w:pPr>
+        <w:pStyle w:val="Heading1"/>
+      </w:pPr>
+      <w:r>
+        <w:t>Tjäder – ekologi samt krav på livsmiljön</w:t>
+      </w:r>
+    </w:p>
+    <w:p>
+      <w:r>
+        <w:t xml:space="preserve">Tjäder (§4) omfattas av bilaga 1 och 2 EU:s fågeldirektiv och är typisk art för </w:t>
+      </w:r>
+      <w:r>
+        <w:rPr>
+          <w:i/>
+        </w:rPr>
+        <w:t xml:space="preserve">9010 Taiga </w:t>
+      </w:r>
+      <w:r>
+        <w:t xml:space="preserve">och </w:t>
+      </w:r>
+      <w:r>
+        <w:rPr>
+          <w:i/>
+        </w:rPr>
+        <w:t>9740 Skogsbevuxen myr</w:t>
+      </w:r>
+      <w:r>
+        <w:t>. Tjädern är en utpräglad skogsfågel knuten till större sammanhängande barrskogsområden. Tupparna och hönorna utnyttjar till viss del olika miljöer, och habitatvalet varierar dessutom mellan olika delar av året. För att det ska finnas livskraftiga tjäderbestånd krävs funktionella skogslandskap med en blandning av uppvuxen, gles och luckig skog, täta sumpskogar, myrar och andra små våtmarker (Skogsstyrelsen, 2019; SLU Artdatabanken 2024).</w:t>
+      </w:r>
+    </w:p>
+    <w:p>
+      <w:r>
+        <w:t>Arten försvinner när skogen fragmenteras och den sammanlagda arealen hyggen och andra öppna områden blir för stor. Ett småskaligt och försiktigt virkesuttag genom hyggesfria metoder kan i vissa fall vara möjligt i området inom 200 m från lekcentrum. Längre ut från lekcentrum, inom 200–500 m bör den avverkade ytan inte överskrida 1 hektar för att undvika alltför stora och snabba förändringar (Skogsstyrelsen, 2019).</w:t>
+      </w:r>
+    </w:p>
+    <w:p>
+      <w:pPr>
+        <w:pStyle w:val="Heading2"/>
+      </w:pPr>
+      <w:r>
+        <w:t>Referenser – tjäder</w:t>
+      </w:r>
+    </w:p>
+    <w:p>
+      <w:r>
+        <w:t xml:space="preserve">Skogsstyrelsen, 2019. </w:t>
+      </w:r>
+      <w:r>
+        <w:rPr>
+          <w:i/>
+        </w:rPr>
+        <w:t>Vägledning för hänsyn till fåglar – tjäder.</w:t>
+      </w:r>
+    </w:p>
+    <w:p>
+      <w:r>
+        <w:t xml:space="preserve">SLU Artdatabanken, 2024. </w:t>
+      </w:r>
+      <w:r>
+        <w:rPr>
+          <w:i/>
+        </w:rPr>
+        <w:t xml:space="preserve">Artfaktablad. Naturvård – artfakta. </w:t>
+      </w:r>
+      <w:r>
+        <w:t>SLU Artdatabanken, Uppsala</w:t>
+      </w:r>
+    </w:p>
     <w:sectPr>
       <w:headerReference w:type="even" r:id="rId8"/>
       <w:headerReference w:type="default" r:id="rId9"/>
@@ -684,7 +917,7 @@
     <w:r>
       <w:tab/>
       <w:tab/>
-      <w:t>2026-03-05</w:t>
+      <w:t>2026-03-06</w:t>
       <w:br/>
       <w:br/>
     </w:r>

--- a/klagomål/A 3474-2026 FSC-klagomål.docx
+++ b/klagomål/A 3474-2026 FSC-klagomål.docx
@@ -917,7 +917,7 @@
     <w:r>
       <w:tab/>
       <w:tab/>
-      <w:t>2026-03-06</w:t>
+      <w:t>2026-03-07</w:t>
       <w:br/>
       <w:br/>
     </w:r>

--- a/klagomål/A 3474-2026 FSC-klagomål.docx
+++ b/klagomål/A 3474-2026 FSC-klagomål.docx
@@ -917,7 +917,7 @@
     <w:r>
       <w:tab/>
       <w:tab/>
-      <w:t>2026-03-07</w:t>
+      <w:t>2026-03-08</w:t>
       <w:br/>
       <w:br/>
     </w:r>

--- a/klagomål/A 3474-2026 FSC-klagomål.docx
+++ b/klagomål/A 3474-2026 FSC-klagomål.docx
@@ -917,7 +917,7 @@
     <w:r>
       <w:tab/>
       <w:tab/>
-      <w:t>2026-03-08</w:t>
+      <w:t>2026-03-09</w:t>
       <w:br/>
       <w:br/>
     </w:r>

--- a/klagomål/A 3474-2026 FSC-klagomål.docx
+++ b/klagomål/A 3474-2026 FSC-klagomål.docx
@@ -917,7 +917,7 @@
     <w:r>
       <w:tab/>
       <w:tab/>
-      <w:t>2026-03-09</w:t>
+      <w:t>2026-03-10</w:t>
       <w:br/>
       <w:br/>
     </w:r>

--- a/klagomål/A 3474-2026 FSC-klagomål.docx
+++ b/klagomål/A 3474-2026 FSC-klagomål.docx
@@ -301,7 +301,7 @@
         <w:t>Spillkråka (NT, §4)</w:t>
       </w:r>
       <w:r>
-        <w:t xml:space="preserve"> är rödlistad som nära hotad och ingår i bilaga 1 i EU:s fågeldirektiv. Den minskar i population på grund av minskad tillgång på lämpliga bo- och födoträd och minskad födotillgång. Spillkråkans minskningstakt har uppgått till 19 (24–10) % under de senaste 15 åren. Minskningstakten för den svenska populationen bedöms vara nära gränsvärdet för Sårbar (VU) (A2bc). Skogsbruk med korta omloppstider och täta, homogena ungskogar utgör det största hotet. Spillkråka är typisk art för </w:t>
+        <w:t xml:space="preserve"> är rödlistad som nära hotad och ingår i bilaga 1 i EU:s fågeldirektiv. Den minskar i population på grund av minskad tillgång på lämpliga bo- och födoträd och minskad födotillgång. Spillkråkans minskningstakt har uppgått till 19 (24–10) % under de senaste 15 åren och bedöms vara nära gränsvärdet för Sårbar (VU) (A2bc). Spillkråka är en nyckelart i skogliga miljöer vars övergivna bohål utnyttjas av flera andra hålhäckande fågelarter och fladdermöss. Den behöver grova träd, främst tall, asp och bok som boträd. Skogsbruk med korta omloppstider och täta, homogena ungskogar utgör det största hotet. Spillkråka är typisk art för </w:t>
       </w:r>
       <w:r>
         <w:rPr>
@@ -319,7 +319,7 @@
         <w:t xml:space="preserve"> 9740 Skogsbevuxen myr </w:t>
       </w:r>
       <w:r>
-        <w:t>(SLU Artdatabanken, 2023).</w:t>
+        <w:t>(SLU Artdatabanken, 2025; Skogsstyrelsen 2016).</w:t>
       </w:r>
     </w:p>
     <w:p>
@@ -690,7 +690,7 @@
         <w:t xml:space="preserve"> 9740 Skogsbevuxen myr</w:t>
       </w:r>
       <w:r>
-        <w:t xml:space="preserve"> och ingår i bilaga 1 i EU:s fågeldirektiv. Spillkråka lever i både barr- och blandskog liksom i ren lövskog. De tätaste populationerna tenderar att finnas i äldre, variationsrik blandskog med gott om död ved och gamla träd.</w:t>
+        <w:t xml:space="preserve"> och ingår i bilaga 1 i EU:s fågeldirektiv. Spillkråka lever i både barr- och blandskog liksom i ren lövskog. De tätaste populationerna tenderar att finnas i äldre, variationsrik blandskog med gott om död ved och gamla träd. Spillkråka är en nyckelart i skogliga miljöer vars övergivna bohål utnyttjas av flera andra hålhäckande fågelarter och fladdermöss (SLU Artdatabanken, 2023; Skogsstyrelsen 2016).</w:t>
       </w:r>
     </w:p>
     <w:p>
@@ -708,7 +708,21 @@
     </w:p>
     <w:p>
       <w:r>
-        <w:t xml:space="preserve">SLU Artdatabanken, 2021. </w:t>
+        <w:t xml:space="preserve">Skogsstyrelsen, 2016. </w:t>
+      </w:r>
+      <w:r>
+        <w:rPr>
+          <w:i/>
+        </w:rPr>
+        <w:t xml:space="preserve">Vägledning för hänsyn till spillkråka. </w:t>
+      </w:r>
+      <w:r>
+        <w:t>Vägledningar och kunskapsstöd artskydd – Skogsstyrelsen.</w:t>
+      </w:r>
+    </w:p>
+    <w:p>
+      <w:r>
+        <w:t xml:space="preserve">SLU Artdatabanken, 2023. </w:t>
       </w:r>
       <w:r>
         <w:rPr>
@@ -917,7 +931,7 @@
     <w:r>
       <w:tab/>
       <w:tab/>
-      <w:t>2026-03-10</w:t>
+      <w:t>2026-03-11</w:t>
       <w:br/>
       <w:br/>
     </w:r>

--- a/klagomål/A 3474-2026 FSC-klagomål.docx
+++ b/klagomål/A 3474-2026 FSC-klagomål.docx
@@ -931,7 +931,7 @@
     <w:r>
       <w:tab/>
       <w:tab/>
-      <w:t>2026-03-11</w:t>
+      <w:t>2026-03-12</w:t>
       <w:br/>
       <w:br/>
     </w:r>

--- a/klagomål/A 3474-2026 FSC-klagomål.docx
+++ b/klagomål/A 3474-2026 FSC-klagomål.docx
@@ -931,7 +931,7 @@
     <w:r>
       <w:tab/>
       <w:tab/>
-      <w:t>2026-03-12</w:t>
+      <w:t>2026-03-13</w:t>
       <w:br/>
       <w:br/>
     </w:r>

--- a/klagomål/A 3474-2026 FSC-klagomål.docx
+++ b/klagomål/A 3474-2026 FSC-klagomål.docx
@@ -931,7 +931,7 @@
     <w:r>
       <w:tab/>
       <w:tab/>
-      <w:t>2026-03-13</w:t>
+      <w:t>2026-03-16</w:t>
       <w:br/>
       <w:br/>
     </w:r>

--- a/klagomål/A 3474-2026 FSC-klagomål.docx
+++ b/klagomål/A 3474-2026 FSC-klagomål.docx
@@ -931,7 +931,7 @@
     <w:r>
       <w:tab/>
       <w:tab/>
-      <w:t>2026-03-16</w:t>
+      <w:t>2026-03-17</w:t>
       <w:br/>
       <w:br/>
     </w:r>

--- a/klagomål/A 3474-2026 FSC-klagomål.docx
+++ b/klagomål/A 3474-2026 FSC-klagomål.docx
@@ -931,7 +931,7 @@
     <w:r>
       <w:tab/>
       <w:tab/>
-      <w:t>2026-03-17</w:t>
+      <w:t>2026-03-18</w:t>
       <w:br/>
       <w:br/>
     </w:r>

--- a/klagomål/A 3474-2026 FSC-klagomål.docx
+++ b/klagomål/A 3474-2026 FSC-klagomål.docx
@@ -931,7 +931,7 @@
     <w:r>
       <w:tab/>
       <w:tab/>
-      <w:t>2026-03-18</w:t>
+      <w:t>2026-03-19</w:t>
       <w:br/>
       <w:br/>
     </w:r>

--- a/klagomål/A 3474-2026 FSC-klagomål.docx
+++ b/klagomål/A 3474-2026 FSC-klagomål.docx
@@ -931,7 +931,7 @@
     <w:r>
       <w:tab/>
       <w:tab/>
-      <w:t>2026-03-19</w:t>
+      <w:t>2026-03-20</w:t>
       <w:br/>
       <w:br/>
     </w:r>

--- a/klagomål/A 3474-2026 FSC-klagomål.docx
+++ b/klagomål/A 3474-2026 FSC-klagomål.docx
@@ -931,7 +931,7 @@
     <w:r>
       <w:tab/>
       <w:tab/>
-      <w:t>2026-03-20</w:t>
+      <w:t>2026-03-21</w:t>
       <w:br/>
       <w:br/>
     </w:r>

--- a/klagomål/A 3474-2026 FSC-klagomål.docx
+++ b/klagomål/A 3474-2026 FSC-klagomål.docx
@@ -931,7 +931,7 @@
     <w:r>
       <w:tab/>
       <w:tab/>
-      <w:t>2026-03-21</w:t>
+      <w:t>2026-03-22</w:t>
       <w:br/>
       <w:br/>
     </w:r>

--- a/klagomål/A 3474-2026 FSC-klagomål.docx
+++ b/klagomål/A 3474-2026 FSC-klagomål.docx
@@ -931,7 +931,7 @@
     <w:r>
       <w:tab/>
       <w:tab/>
-      <w:t>2026-03-22</w:t>
+      <w:t>2026-03-23</w:t>
       <w:br/>
       <w:br/>
     </w:r>

--- a/klagomål/A 3474-2026 FSC-klagomål.docx
+++ b/klagomål/A 3474-2026 FSC-klagomål.docx
@@ -931,7 +931,7 @@
     <w:r>
       <w:tab/>
       <w:tab/>
-      <w:t>2026-03-23</w:t>
+      <w:t>2026-03-24</w:t>
       <w:br/>
       <w:br/>
     </w:r>

--- a/klagomål/A 3474-2026 FSC-klagomål.docx
+++ b/klagomål/A 3474-2026 FSC-klagomål.docx
@@ -931,7 +931,7 @@
     <w:r>
       <w:tab/>
       <w:tab/>
-      <w:t>2026-03-24</w:t>
+      <w:t>2026-03-25</w:t>
       <w:br/>
       <w:br/>
     </w:r>

--- a/klagomål/A 3474-2026 FSC-klagomål.docx
+++ b/klagomål/A 3474-2026 FSC-klagomål.docx
@@ -931,7 +931,7 @@
     <w:r>
       <w:tab/>
       <w:tab/>
-      <w:t>2026-03-25</w:t>
+      <w:t>2026-03-26</w:t>
       <w:br/>
       <w:br/>
     </w:r>

--- a/klagomål/A 3474-2026 FSC-klagomål.docx
+++ b/klagomål/A 3474-2026 FSC-klagomål.docx
@@ -931,7 +931,7 @@
     <w:r>
       <w:tab/>
       <w:tab/>
-      <w:t>2026-03-26</w:t>
+      <w:t>2026-03-27</w:t>
       <w:br/>
       <w:br/>
     </w:r>

--- a/klagomål/A 3474-2026 FSC-klagomål.docx
+++ b/klagomål/A 3474-2026 FSC-klagomål.docx
@@ -931,7 +931,7 @@
     <w:r>
       <w:tab/>
       <w:tab/>
-      <w:t>2026-03-27</w:t>
+      <w:t>2026-03-28</w:t>
       <w:br/>
       <w:br/>
     </w:r>

--- a/klagomål/A 3474-2026 FSC-klagomål.docx
+++ b/klagomål/A 3474-2026 FSC-klagomål.docx
@@ -931,7 +931,7 @@
     <w:r>
       <w:tab/>
       <w:tab/>
-      <w:t>2026-03-28</w:t>
+      <w:t>2026-03-29</w:t>
       <w:br/>
       <w:br/>
     </w:r>

--- a/klagomål/A 3474-2026 FSC-klagomål.docx
+++ b/klagomål/A 3474-2026 FSC-klagomål.docx
@@ -931,7 +931,7 @@
     <w:r>
       <w:tab/>
       <w:tab/>
-      <w:t>2026-03-29</w:t>
+      <w:t>2026-03-30</w:t>
       <w:br/>
       <w:br/>
     </w:r>

--- a/klagomål/A 3474-2026 FSC-klagomål.docx
+++ b/klagomål/A 3474-2026 FSC-klagomål.docx
@@ -931,7 +931,7 @@
     <w:r>
       <w:tab/>
       <w:tab/>
-      <w:t>2026-04-14</w:t>
+      <w:t>2026-04-15</w:t>
       <w:br/>
       <w:br/>
     </w:r>

--- a/klagomål/A 3474-2026 FSC-klagomål.docx
+++ b/klagomål/A 3474-2026 FSC-klagomål.docx
@@ -931,7 +931,7 @@
     <w:r>
       <w:tab/>
       <w:tab/>
-      <w:t>2026-04-15</w:t>
+      <w:t>2026-04-16</w:t>
       <w:br/>
       <w:br/>
     </w:r>

--- a/klagomål/A 3474-2026 FSC-klagomål.docx
+++ b/klagomål/A 3474-2026 FSC-klagomål.docx
@@ -931,7 +931,7 @@
     <w:r>
       <w:tab/>
       <w:tab/>
-      <w:t>2026-04-16</w:t>
+      <w:t>2026-04-17</w:t>
       <w:br/>
       <w:br/>
     </w:r>

--- a/klagomål/A 3474-2026 FSC-klagomål.docx
+++ b/klagomål/A 3474-2026 FSC-klagomål.docx
@@ -931,7 +931,7 @@
     <w:r>
       <w:tab/>
       <w:tab/>
-      <w:t>2026-04-17</w:t>
+      <w:t>2026-04-18</w:t>
       <w:br/>
       <w:br/>
     </w:r>

--- a/klagomål/A 3474-2026 FSC-klagomål.docx
+++ b/klagomål/A 3474-2026 FSC-klagomål.docx
@@ -931,7 +931,7 @@
     <w:r>
       <w:tab/>
       <w:tab/>
-      <w:t>2026-04-18</w:t>
+      <w:t>2026-04-19</w:t>
       <w:br/>
       <w:br/>
     </w:r>

--- a/klagomål/A 3474-2026 FSC-klagomål.docx
+++ b/klagomål/A 3474-2026 FSC-klagomål.docx
@@ -931,7 +931,7 @@
     <w:r>
       <w:tab/>
       <w:tab/>
-      <w:t>2026-04-19</w:t>
+      <w:t>2026-04-20</w:t>
       <w:br/>
       <w:br/>
     </w:r>

--- a/klagomål/A 3474-2026 FSC-klagomål.docx
+++ b/klagomål/A 3474-2026 FSC-klagomål.docx
@@ -931,7 +931,7 @@
     <w:r>
       <w:tab/>
       <w:tab/>
-      <w:t>2026-04-20</w:t>
+      <w:t>2026-04-21</w:t>
       <w:br/>
       <w:br/>
     </w:r>

--- a/klagomål/A 3474-2026 FSC-klagomål.docx
+++ b/klagomål/A 3474-2026 FSC-klagomål.docx
@@ -931,7 +931,7 @@
     <w:r>
       <w:tab/>
       <w:tab/>
-      <w:t>2026-04-21</w:t>
+      <w:t>2026-04-22</w:t>
       <w:br/>
       <w:br/>
     </w:r>

--- a/klagomål/A 3474-2026 FSC-klagomål.docx
+++ b/klagomål/A 3474-2026 FSC-klagomål.docx
@@ -931,7 +931,7 @@
     <w:r>
       <w:tab/>
       <w:tab/>
-      <w:t>2026-04-22</w:t>
+      <w:t>2026-04-23</w:t>
       <w:br/>
       <w:br/>
     </w:r>

--- a/klagomål/A 3474-2026 FSC-klagomål.docx
+++ b/klagomål/A 3474-2026 FSC-klagomål.docx
@@ -931,7 +931,7 @@
     <w:r>
       <w:tab/>
       <w:tab/>
-      <w:t>2026-04-23</w:t>
+      <w:t>2026-04-24</w:t>
       <w:br/>
       <w:br/>
     </w:r>

--- a/klagomål/A 3474-2026 FSC-klagomål.docx
+++ b/klagomål/A 3474-2026 FSC-klagomål.docx
@@ -931,7 +931,7 @@
     <w:r>
       <w:tab/>
       <w:tab/>
-      <w:t>2026-04-24</w:t>
+      <w:t>2026-04-25</w:t>
       <w:br/>
       <w:br/>
     </w:r>

--- a/klagomål/A 3474-2026 FSC-klagomål.docx
+++ b/klagomål/A 3474-2026 FSC-klagomål.docx
@@ -931,7 +931,7 @@
     <w:r>
       <w:tab/>
       <w:tab/>
-      <w:t>2026-04-25</w:t>
+      <w:t>2026-04-26</w:t>
       <w:br/>
       <w:br/>
     </w:r>

--- a/klagomål/A 3474-2026 FSC-klagomål.docx
+++ b/klagomål/A 3474-2026 FSC-klagomål.docx
@@ -931,7 +931,7 @@
     <w:r>
       <w:tab/>
       <w:tab/>
-      <w:t>2026-04-26</w:t>
+      <w:t>2026-04-27</w:t>
       <w:br/>
       <w:br/>
     </w:r>

--- a/klagomål/A 3474-2026 FSC-klagomål.docx
+++ b/klagomål/A 3474-2026 FSC-klagomål.docx
@@ -931,7 +931,7 @@
     <w:r>
       <w:tab/>
       <w:tab/>
-      <w:t>2026-04-27</w:t>
+      <w:t>2026-04-28</w:t>
       <w:br/>
       <w:br/>
     </w:r>

--- a/klagomål/A 3474-2026 FSC-klagomål.docx
+++ b/klagomål/A 3474-2026 FSC-klagomål.docx
@@ -931,7 +931,7 @@
     <w:r>
       <w:tab/>
       <w:tab/>
-      <w:t>2026-04-28</w:t>
+      <w:t>2026-04-29</w:t>
       <w:br/>
       <w:br/>
     </w:r>

--- a/klagomål/A 3474-2026 FSC-klagomål.docx
+++ b/klagomål/A 3474-2026 FSC-klagomål.docx
@@ -931,7 +931,7 @@
     <w:r>
       <w:tab/>
       <w:tab/>
-      <w:t>2026-04-29</w:t>
+      <w:t>2026-04-30</w:t>
       <w:br/>
       <w:br/>
     </w:r>

--- a/klagomål/A 3474-2026 FSC-klagomål.docx
+++ b/klagomål/A 3474-2026 FSC-klagomål.docx
@@ -931,7 +931,7 @@
     <w:r>
       <w:tab/>
       <w:tab/>
-      <w:t>2026-04-30</w:t>
+      <w:t>2026-05-01</w:t>
       <w:br/>
       <w:br/>
     </w:r>

--- a/klagomål/A 3474-2026 FSC-klagomål.docx
+++ b/klagomål/A 3474-2026 FSC-klagomål.docx
@@ -931,7 +931,7 @@
     <w:r>
       <w:tab/>
       <w:tab/>
-      <w:t>2026-05-01</w:t>
+      <w:t>2026-05-02</w:t>
       <w:br/>
       <w:br/>
     </w:r>

--- a/klagomål/A 3474-2026 FSC-klagomål.docx
+++ b/klagomål/A 3474-2026 FSC-klagomål.docx
@@ -931,7 +931,7 @@
     <w:r>
       <w:tab/>
       <w:tab/>
-      <w:t>2026-05-02</w:t>
+      <w:t>2026-05-03</w:t>
       <w:br/>
       <w:br/>
     </w:r>

--- a/klagomål/A 3474-2026 FSC-klagomål.docx
+++ b/klagomål/A 3474-2026 FSC-klagomål.docx
@@ -931,7 +931,7 @@
     <w:r>
       <w:tab/>
       <w:tab/>
-      <w:t>2026-05-03</w:t>
+      <w:t>2026-05-04</w:t>
       <w:br/>
       <w:br/>
     </w:r>

--- a/klagomål/A 3474-2026 FSC-klagomål.docx
+++ b/klagomål/A 3474-2026 FSC-klagomål.docx
@@ -931,7 +931,7 @@
     <w:r>
       <w:tab/>
       <w:tab/>
-      <w:t>2026-05-04</w:t>
+      <w:t>2026-05-05</w:t>
       <w:br/>
       <w:br/>
     </w:r>

--- a/klagomål/A 3474-2026 FSC-klagomål.docx
+++ b/klagomål/A 3474-2026 FSC-klagomål.docx
@@ -931,7 +931,7 @@
     <w:r>
       <w:tab/>
       <w:tab/>
-      <w:t>2026-05-16</w:t>
+      <w:t>2026-05-17</w:t>
       <w:br/>
       <w:br/>
     </w:r>

--- a/klagomål/A 3474-2026 FSC-klagomål.docx
+++ b/klagomål/A 3474-2026 FSC-klagomål.docx
@@ -931,7 +931,7 @@
     <w:r>
       <w:tab/>
       <w:tab/>
-      <w:t>2026-05-17</w:t>
+      <w:t>2026-05-18</w:t>
       <w:br/>
       <w:br/>
     </w:r>

--- a/klagomål/A 3474-2026 FSC-klagomål.docx
+++ b/klagomål/A 3474-2026 FSC-klagomål.docx
@@ -931,7 +931,7 @@
     <w:r>
       <w:tab/>
       <w:tab/>
-      <w:t>2026-05-18</w:t>
+      <w:t>2026-05-19</w:t>
       <w:br/>
       <w:br/>
     </w:r>

--- a/klagomål/A 3474-2026 FSC-klagomål.docx
+++ b/klagomål/A 3474-2026 FSC-klagomål.docx
@@ -931,7 +931,7 @@
     <w:r>
       <w:tab/>
       <w:tab/>
-      <w:t>2026-05-19</w:t>
+      <w:t>2026-05-20</w:t>
       <w:br/>
       <w:br/>
     </w:r>

--- a/klagomål/A 3474-2026 FSC-klagomål.docx
+++ b/klagomål/A 3474-2026 FSC-klagomål.docx
@@ -931,7 +931,7 @@
     <w:r>
       <w:tab/>
       <w:tab/>
-      <w:t>2026-05-20</w:t>
+      <w:t>2026-05-21</w:t>
       <w:br/>
       <w:br/>
     </w:r>

--- a/klagomål/A 3474-2026 FSC-klagomål.docx
+++ b/klagomål/A 3474-2026 FSC-klagomål.docx
@@ -931,7 +931,7 @@
     <w:r>
       <w:tab/>
       <w:tab/>
-      <w:t>2026-05-21</w:t>
+      <w:t>2026-05-22</w:t>
       <w:br/>
       <w:br/>
     </w:r>

--- a/klagomål/A 3474-2026 FSC-klagomål.docx
+++ b/klagomål/A 3474-2026 FSC-klagomål.docx
@@ -931,7 +931,7 @@
     <w:r>
       <w:tab/>
       <w:tab/>
-      <w:t>2026-05-22</w:t>
+      <w:t>2026-05-23</w:t>
       <w:br/>
       <w:br/>
     </w:r>

--- a/klagomål/A 3474-2026 FSC-klagomål.docx
+++ b/klagomål/A 3474-2026 FSC-klagomål.docx
@@ -931,7 +931,7 @@
     <w:r>
       <w:tab/>
       <w:tab/>
-      <w:t>2026-05-23</w:t>
+      <w:t>2026-05-24</w:t>
       <w:br/>
       <w:br/>
     </w:r>

--- a/klagomål/A 3474-2026 FSC-klagomål.docx
+++ b/klagomål/A 3474-2026 FSC-klagomål.docx
@@ -931,7 +931,7 @@
     <w:r>
       <w:tab/>
       <w:tab/>
-      <w:t>2026-05-24</w:t>
+      <w:t>2026-05-25</w:t>
       <w:br/>
       <w:br/>
     </w:r>

--- a/klagomål/A 3474-2026 FSC-klagomål.docx
+++ b/klagomål/A 3474-2026 FSC-klagomål.docx
@@ -931,7 +931,7 @@
     <w:r>
       <w:tab/>
       <w:tab/>
-      <w:t>2026-05-25</w:t>
+      <w:t>2026-05-26</w:t>
       <w:br/>
       <w:br/>
     </w:r>

--- a/klagomål/A 3474-2026 FSC-klagomål.docx
+++ b/klagomål/A 3474-2026 FSC-klagomål.docx
@@ -931,7 +931,7 @@
     <w:r>
       <w:tab/>
       <w:tab/>
-      <w:t>2026-05-26</w:t>
+      <w:t>2026-05-27</w:t>
       <w:br/>
       <w:br/>
     </w:r>

--- a/klagomål/A 3474-2026 FSC-klagomål.docx
+++ b/klagomål/A 3474-2026 FSC-klagomål.docx
@@ -931,7 +931,7 @@
     <w:r>
       <w:tab/>
       <w:tab/>
-      <w:t>2026-05-27</w:t>
+      <w:t>2026-05-28</w:t>
       <w:br/>
       <w:br/>
     </w:r>

--- a/klagomål/A 3474-2026 FSC-klagomål.docx
+++ b/klagomål/A 3474-2026 FSC-klagomål.docx
@@ -931,7 +931,7 @@
     <w:r>
       <w:tab/>
       <w:tab/>
-      <w:t>2026-05-28</w:t>
+      <w:t>2026-05-29</w:t>
       <w:br/>
       <w:br/>
     </w:r>

--- a/klagomål/A 3474-2026 FSC-klagomål.docx
+++ b/klagomål/A 3474-2026 FSC-klagomål.docx
@@ -931,7 +931,7 @@
     <w:r>
       <w:tab/>
       <w:tab/>
-      <w:t>2026-05-29</w:t>
+      <w:t>2026-05-30</w:t>
       <w:br/>
       <w:br/>
     </w:r>

--- a/klagomål/A 3474-2026 FSC-klagomål.docx
+++ b/klagomål/A 3474-2026 FSC-klagomål.docx
@@ -931,7 +931,7 @@
     <w:r>
       <w:tab/>
       <w:tab/>
-      <w:t>2026-05-30</w:t>
+      <w:t>2026-05-31</w:t>
       <w:br/>
       <w:br/>
     </w:r>

--- a/klagomål/A 3474-2026 FSC-klagomål.docx
+++ b/klagomål/A 3474-2026 FSC-klagomål.docx
@@ -931,7 +931,7 @@
     <w:r>
       <w:tab/>
       <w:tab/>
-      <w:t>2026-05-31</w:t>
+      <w:t>2026-06-01</w:t>
       <w:br/>
       <w:br/>
     </w:r>

--- a/klagomål/A 3474-2026 FSC-klagomål.docx
+++ b/klagomål/A 3474-2026 FSC-klagomål.docx
@@ -931,7 +931,7 @@
     <w:r>
       <w:tab/>
       <w:tab/>
-      <w:t>2026-06-01</w:t>
+      <w:t>2026-06-02</w:t>
       <w:br/>
       <w:br/>
     </w:r>

--- a/klagomål/A 3474-2026 FSC-klagomål.docx
+++ b/klagomål/A 3474-2026 FSC-klagomål.docx
@@ -931,7 +931,7 @@
     <w:r>
       <w:tab/>
       <w:tab/>
-      <w:t>2026-06-02</w:t>
+      <w:t>2026-06-03</w:t>
       <w:br/>
       <w:br/>
     </w:r>

--- a/klagomål/A 3474-2026 FSC-klagomål.docx
+++ b/klagomål/A 3474-2026 FSC-klagomål.docx
@@ -931,7 +931,7 @@
     <w:r>
       <w:tab/>
       <w:tab/>
-      <w:t>2026-06-03</w:t>
+      <w:t>2026-06-04</w:t>
       <w:br/>
       <w:br/>
     </w:r>

--- a/klagomål/A 3474-2026 FSC-klagomål.docx
+++ b/klagomål/A 3474-2026 FSC-klagomål.docx
@@ -931,7 +931,7 @@
     <w:r>
       <w:tab/>
       <w:tab/>
-      <w:t>2026-06-04</w:t>
+      <w:t>2026-06-05</w:t>
       <w:br/>
       <w:br/>
     </w:r>

--- a/klagomål/A 3474-2026 FSC-klagomål.docx
+++ b/klagomål/A 3474-2026 FSC-klagomål.docx
@@ -931,7 +931,7 @@
     <w:r>
       <w:tab/>
       <w:tab/>
-      <w:t>2026-06-05</w:t>
+      <w:t>2026-06-06</w:t>
       <w:br/>
       <w:br/>
     </w:r>

--- a/klagomål/A 3474-2026 FSC-klagomål.docx
+++ b/klagomål/A 3474-2026 FSC-klagomål.docx
@@ -931,7 +931,7 @@
     <w:r>
       <w:tab/>
       <w:tab/>
-      <w:t>2026-06-06</w:t>
+      <w:t>2026-06-07</w:t>
       <w:br/>
       <w:br/>
     </w:r>

--- a/klagomål/A 3474-2026 FSC-klagomål.docx
+++ b/klagomål/A 3474-2026 FSC-klagomål.docx
@@ -931,7 +931,7 @@
     <w:r>
       <w:tab/>
       <w:tab/>
-      <w:t>2026-06-07</w:t>
+      <w:t>2026-06-08</w:t>
       <w:br/>
       <w:br/>
     </w:r>

--- a/klagomål/A 3474-2026 FSC-klagomål.docx
+++ b/klagomål/A 3474-2026 FSC-klagomål.docx
@@ -931,7 +931,7 @@
     <w:r>
       <w:tab/>
       <w:tab/>
-      <w:t>2026-06-08</w:t>
+      <w:t>2026-06-09</w:t>
       <w:br/>
       <w:br/>
     </w:r>

--- a/klagomål/A 3474-2026 FSC-klagomål.docx
+++ b/klagomål/A 3474-2026 FSC-klagomål.docx
@@ -931,7 +931,7 @@
     <w:r>
       <w:tab/>
       <w:tab/>
-      <w:t>2026-06-09</w:t>
+      <w:t>2026-06-10</w:t>
       <w:br/>
       <w:br/>
     </w:r>

--- a/klagomål/A 3474-2026 FSC-klagomål.docx
+++ b/klagomål/A 3474-2026 FSC-klagomål.docx
@@ -931,7 +931,7 @@
     <w:r>
       <w:tab/>
       <w:tab/>
-      <w:t>2026-06-10</w:t>
+      <w:t>2026-06-11</w:t>
       <w:br/>
       <w:br/>
     </w:r>

--- a/klagomål/A 3474-2026 FSC-klagomål.docx
+++ b/klagomål/A 3474-2026 FSC-klagomål.docx
@@ -931,7 +931,7 @@
     <w:r>
       <w:tab/>
       <w:tab/>
-      <w:t>2026-06-11</w:t>
+      <w:t>2026-06-12</w:t>
       <w:br/>
       <w:br/>
     </w:r>

--- a/klagomål/A 3474-2026 FSC-klagomål.docx
+++ b/klagomål/A 3474-2026 FSC-klagomål.docx
@@ -931,7 +931,7 @@
     <w:r>
       <w:tab/>
       <w:tab/>
-      <w:t>2026-06-12</w:t>
+      <w:t>2026-06-13</w:t>
       <w:br/>
       <w:br/>
     </w:r>

--- a/klagomål/A 3474-2026 FSC-klagomål.docx
+++ b/klagomål/A 3474-2026 FSC-klagomål.docx
@@ -931,7 +931,7 @@
     <w:r>
       <w:tab/>
       <w:tab/>
-      <w:t>2026-06-13</w:t>
+      <w:t>2026-06-14</w:t>
       <w:br/>
       <w:br/>
     </w:r>

--- a/klagomål/A 3474-2026 FSC-klagomål.docx
+++ b/klagomål/A 3474-2026 FSC-klagomål.docx
@@ -931,7 +931,7 @@
     <w:r>
       <w:tab/>
       <w:tab/>
-      <w:t>2026-06-15</w:t>
+      <w:t>2026-06-16</w:t>
       <w:br/>
       <w:br/>
     </w:r>

--- a/klagomål/A 3474-2026 FSC-klagomål.docx
+++ b/klagomål/A 3474-2026 FSC-klagomål.docx
@@ -931,7 +931,7 @@
     <w:r>
       <w:tab/>
       <w:tab/>
-      <w:t>2026-06-16</w:t>
+      <w:t>2026-06-17</w:t>
       <w:br/>
       <w:br/>
     </w:r>

--- a/klagomål/A 3474-2026 FSC-klagomål.docx
+++ b/klagomål/A 3474-2026 FSC-klagomål.docx
@@ -1,6 +1,6 @@
 
 <file path=word/document.xml><?xml version="1.0" encoding="utf-8"?>
-<w:document xmlns:wpc="http://schemas.microsoft.com/office/word/2010/wordprocessingCanvas" xmlns:cx="http://schemas.microsoft.com/office/drawing/2014/chartex" xmlns:cx1="http://schemas.microsoft.com/office/drawing/2015/9/8/chartex" xmlns:cx2="http://schemas.microsoft.com/office/drawing/2015/10/21/chartex" xmlns:cx3="http://schemas.microsoft.com/office/drawing/2016/5/9/chartex" xmlns:cx4="http://schemas.microsoft.com/office/drawing/2016/5/10/chartex" xmlns:cx5="http://schemas.microsoft.com/office/drawing/2016/5/11/chartex" xmlns:cx6="http://schemas.microsoft.com/office/drawing/2016/5/12/chartex" xmlns:cx7="http://schemas.microsoft.com/office/drawing/2016/5/13/chartex" xmlns:cx8="http://schemas.microsoft.com/office/drawing/2016/5/14/chartex" xmlns:mc="http://schemas.openxmlformats.org/markup-compatibility/2006" xmlns:aink="http://schemas.microsoft.com/office/drawing/2016/ink" xmlns:am3d="http://schemas.microsoft.com/office/drawing/2017/model3d" xmlns:o="urn:schemas-microsoft-com:office:office" xmlns:oel="http://schemas.microsoft.com/office/2019/extlst" xmlns:r="http://schemas.openxmlformats.org/officeDocument/2006/relationships" xmlns:m="http://schemas.openxmlformats.org/officeDocument/2006/math" xmlns:v="urn:schemas-microsoft-com:vml" xmlns:wp14="http://schemas.microsoft.com/office/word/2010/wordprocessingDrawing" xmlns:wp="http://schemas.openxmlformats.org/drawingml/2006/wordprocessingDrawing" xmlns:w10="urn:schemas-microsoft-com:office:word" xmlns:w="http://schemas.openxmlformats.org/wordprocessingml/2006/main" xmlns:w14="http://schemas.microsoft.com/office/word/2010/wordml" xmlns:w15="http://schemas.microsoft.com/office/word/2012/wordml" xmlns:w16cex="http://schemas.microsoft.com/office/word/2018/wordml/cex" xmlns:w16cid="http://schemas.microsoft.com/office/word/2016/wordml/cid" xmlns:w16="http://schemas.microsoft.com/office/word/2018/wordml" xmlns:w16sdtdh="http://schemas.microsoft.com/office/word/2020/wordml/sdtdatahash" xmlns:w16se="http://schemas.microsoft.com/office/word/2015/wordml/symex" xmlns:wpg="http://schemas.microsoft.com/office/word/2010/wordprocessingGroup" xmlns:wpi="http://schemas.microsoft.com/office/word/2010/wordprocessingInk" xmlns:wne="http://schemas.microsoft.com/office/word/2006/wordml" xmlns:wps="http://schemas.microsoft.com/office/word/2010/wordprocessingShape" mc:Ignorable="w14 w15 w16se w16cid w16 w16cex w16sdtdh wp14">
+<w:document xmlns:wpc="http://schemas.microsoft.com/office/word/2010/wordprocessingCanvas" xmlns:cx="http://schemas.microsoft.com/office/drawing/2014/chartex" xmlns:cx1="http://schemas.microsoft.com/office/drawing/2015/9/8/chartex" xmlns:cx2="http://schemas.microsoft.com/office/drawing/2015/10/21/chartex" xmlns:cx3="http://schemas.microsoft.com/office/drawing/2016/5/9/chartex" xmlns:cx4="http://schemas.microsoft.com/office/drawing/2016/5/10/chartex" xmlns:cx5="http://schemas.microsoft.com/office/drawing/2016/5/11/chartex" xmlns:cx6="http://schemas.microsoft.com/office/drawing/2016/5/12/chartex" xmlns:cx7="http://schemas.microsoft.com/office/drawing/2016/5/13/chartex" xmlns:cx8="http://schemas.microsoft.com/office/drawing/2016/5/14/chartex" xmlns:mc="http://schemas.openxmlformats.org/markup-compatibility/2006" xmlns:aink="http://schemas.microsoft.com/office/drawing/2016/ink" xmlns:am3d="http://schemas.microsoft.com/office/drawing/2017/model3d" xmlns:o="urn:schemas-microsoft-com:office:office" xmlns:oel="http://schemas.microsoft.com/office/2019/extlst" xmlns:r="http://schemas.openxmlformats.org/officeDocument/2006/relationships" xmlns:m="http://schemas.openxmlformats.org/officeDocument/2006/math" xmlns:v="urn:schemas-microsoft-com:vml" xmlns:wp14="http://schemas.microsoft.com/office/word/2010/wordprocessingDrawing" xmlns:wp="http://schemas.openxmlformats.org/drawingml/2006/wordprocessingDrawing" xmlns:w10="urn:schemas-microsoft-com:office:word" xmlns:w="http://schemas.openxmlformats.org/wordprocessingml/2006/main" xmlns:w14="http://schemas.microsoft.com/office/word/2010/wordml" xmlns:w15="http://schemas.microsoft.com/office/word/2012/wordml" xmlns:w16cex="http://schemas.microsoft.com/office/word/2018/wordml/cex" xmlns:w16cid="http://schemas.microsoft.com/office/word/2016/wordml/cid" xmlns:w16="http://schemas.microsoft.com/office/word/2018/wordml" xmlns:w16du="http://schemas.microsoft.com/office/word/2023/wordml/word16du" xmlns:w16sdtdh="http://schemas.microsoft.com/office/word/2020/wordml/sdtdatahash" xmlns:w16sdtfl="http://schemas.microsoft.com/office/word/2024/wordml/sdtformatlock" xmlns:w16se="http://schemas.microsoft.com/office/word/2015/wordml/symex" xmlns:wpg="http://schemas.microsoft.com/office/word/2010/wordprocessingGroup" xmlns:wpi="http://schemas.microsoft.com/office/word/2010/wordprocessingInk" xmlns:wne="http://schemas.microsoft.com/office/word/2006/wordml" xmlns:wps="http://schemas.microsoft.com/office/word/2010/wordprocessingShape" mc:Ignorable="w14 w15 w16se w16cid w16 w16cex w16sdtdh w16sdtfl w16du wp14">
   <w:body>
     <w:p>
       <w:r>
@@ -168,7 +168,7 @@
     </w:p>
     <w:p>
       <w:r>
-        <w:t>Detta dokument behandlar höga naturvärden i avverkningsanmälan A 3474-2026 i Borås kommun. Denna avverkningsanmälan inkom 2026-01-20 00:00:00 och omfattar 4,5 ha.</w:t>
+        <w:t>Detta dokument behandlar höga naturvärden i avverkningsanmälan A 3474-2026 i Borås kommun som inkom 2026-01-20 och omfattar 4,5 ha.</w:t>
       </w:r>
     </w:p>
     <w:p>
@@ -191,12 +191,15 @@
     </w:p>
     <w:p>
       <w:r>
-        <w:t>I avverkningsanmälan har följande 5 naturvårdsarter hittats: spillkråka (NT, §4), tjäder (§4), lopplummer (aggregat) (§9), mattlummer (§9) och revlummer (§9). Av dessa är 1 rödlistade. För rödlistade arter har rödlistekategorin angivits inom parentes. För fridlysta arter anges även paragrafen i Artskyddsförordningen som arten är fridlyst enligt.</w:t>
+        <w:t>I avverkningsanmälan har följande 5 naturvårdsarter hittats: mattlummer (T, §9), spillkråka (T, §4), tjäder (T, §4), lopplummer (aggregat) (§9) och revlummer (§9). Typiska arter inom Natura 2000 som är kopplade till skogsekosystem har markerats med (T). För fridlysta arter anges även paragrafen i Artskyddsförordningen som arten är fridlyst enligt.</w:t>
       </w:r>
     </w:p>
     <w:p>
       <w:r>
-        <w:t>De påträffade naturvårdsarterna är ett tydligt kvitto på att detta rör sig om en skog med höga naturvärden. I Figur 1 visas en karta över det avverkningsanmälda området, där samtliga fyndplatser för naturvårdsarter som finns registrerade på Artportalen har markerats.</w:t>
+        <w:t>De påträffade naturvårdsarterna är ett tydligt kvitto på att det rör sig om en skog med höga naturvärden.</w:t>
+      </w:r>
+      <w:r>
+        <w:t xml:space="preserve"> I Figur 1 visas fyndplatser för naturvårdsarter i området, som finns registrerade på Artportalen.</w:t>
       </w:r>
     </w:p>
     <w:p>
@@ -206,7 +209,7 @@
       <w:r>
         <w:drawing>
           <wp:inline xmlns:a="http://schemas.openxmlformats.org/drawingml/2006/main" xmlns:pic="http://schemas.openxmlformats.org/drawingml/2006/picture">
-            <wp:extent cx="5486400" cy="4839340"/>
+            <wp:extent cx="5486400" cy="4738921"/>
             <wp:docPr id="1" name="Picture 1"/>
             <wp:cNvGraphicFramePr>
               <a:graphicFrameLocks noChangeAspect="1"/>
@@ -227,7 +230,7 @@
                   <pic:spPr>
                     <a:xfrm>
                       <a:off x="0" y="0"/>
-                      <a:ext cx="5486400" cy="4839340"/>
+                      <a:ext cx="5486400" cy="4738921"/>
                     </a:xfrm>
                     <a:prstGeom prst="rect"/>
                   </pic:spPr>
@@ -241,14 +244,15 @@
     <w:p>
       <w:pPr>
         <w:pStyle w:val="Caption"/>
+        <w:spacing w:after="240"/>
       </w:pPr>
       <w:r>
-        <w:t>Figur 1. Fyndplatser för naturvårdsarter i det avverkningsanmälda området (röd linje). Markörer utan svart kant är placerade på fyndplatsen. Markörer med svart kant är placerade vid sidan av fyndplatsen och har ett svart streck som visar fyndplatsens exakta position. Kartans mittpunktskoordinat är N 6391564, E 379012 i SWEREF 99 TM.</w:t>
+        <w:t>Figur 1. Fyndplatser för naturvårdsarter i avverkningsanmälan (röd linje). Markörer utan svart kant är placerade på fyndplatsen. Markörer med svart kant är placerade vid sidan av fyndplatsen och har ett svart streck som visar fyndplatsens exakta position. Kartans mittpunktskoordinat är N 6391564, E 379012 i SWEREF 99 TM.</w:t>
       </w:r>
     </w:p>
     <w:p>
       <w:pPr>
-        <w:pStyle w:val="Heading1"/>
+        <w:pStyle w:val="Heading2"/>
       </w:pPr>
       <w:r>
         <w:t>Fridlysta arter</w:t>
@@ -256,7 +260,7 @@
     </w:p>
     <w:p>
       <w:r>
-        <w:t>Följande fridlysta arter har sina livsmiljöer och växtplatser i den avverkningsanmälda skogen: spillkråka (NT, §4), tjäder (§4), lopplummer (aggregat) (§9), mattlummer (§9) och revlummer (§9).</w:t>
+        <w:t>Följande fridlysta arter har sina livsmiljöer och växtplatser i den avverkningsanmälda skogen: mattlummer (T, §9), spillkråka (T, §4), tjäder (T, §4), lopplummer (aggregat) (§9) och revlummer (§9).</w:t>
       </w:r>
     </w:p>
     <w:p>
@@ -462,7 +466,7 @@
         <w:rPr>
           <w:i/>
         </w:rPr>
-        <w:t>I det avverkningsanmälda skogsområdet har 5 naturvårdsarter varav 1 rödlistade arter sina livsmiljöer och växtplatser.</w:t>
+        <w:t>I det avverkningsanmälda skogsområdet har 5 naturvårdsarter varav 0 rödlistade arter sina livsmiljöer och växtplatser.</w:t>
       </w:r>
     </w:p>
     <w:p>
@@ -821,7 +825,7 @@
 </file>
 
 <file path=word/endnotes.xml><?xml version="1.0" encoding="utf-8"?>
-<w:endnotes xmlns:wpc="http://schemas.microsoft.com/office/word/2010/wordprocessingCanvas" xmlns:cx="http://schemas.microsoft.com/office/drawing/2014/chartex" xmlns:cx1="http://schemas.microsoft.com/office/drawing/2015/9/8/chartex" xmlns:cx2="http://schemas.microsoft.com/office/drawing/2015/10/21/chartex" xmlns:cx3="http://schemas.microsoft.com/office/drawing/2016/5/9/chartex" xmlns:cx4="http://schemas.microsoft.com/office/drawing/2016/5/10/chartex" xmlns:cx5="http://schemas.microsoft.com/office/drawing/2016/5/11/chartex" xmlns:cx6="http://schemas.microsoft.com/office/drawing/2016/5/12/chartex" xmlns:cx7="http://schemas.microsoft.com/office/drawing/2016/5/13/chartex" xmlns:cx8="http://schemas.microsoft.com/office/drawing/2016/5/14/chartex" xmlns:mc="http://schemas.openxmlformats.org/markup-compatibility/2006" xmlns:aink="http://schemas.microsoft.com/office/drawing/2016/ink" xmlns:am3d="http://schemas.microsoft.com/office/drawing/2017/model3d" xmlns:o="urn:schemas-microsoft-com:office:office" xmlns:oel="http://schemas.microsoft.com/office/2019/extlst" xmlns:r="http://schemas.openxmlformats.org/officeDocument/2006/relationships" xmlns:m="http://schemas.openxmlformats.org/officeDocument/2006/math" xmlns:v="urn:schemas-microsoft-com:vml" xmlns:wp14="http://schemas.microsoft.com/office/word/2010/wordprocessingDrawing" xmlns:wp="http://schemas.openxmlformats.org/drawingml/2006/wordprocessingDrawing" xmlns:w10="urn:schemas-microsoft-com:office:word" xmlns:w="http://schemas.openxmlformats.org/wordprocessingml/2006/main" xmlns:w14="http://schemas.microsoft.com/office/word/2010/wordml" xmlns:w15="http://schemas.microsoft.com/office/word/2012/wordml" xmlns:w16cex="http://schemas.microsoft.com/office/word/2018/wordml/cex" xmlns:w16cid="http://schemas.microsoft.com/office/word/2016/wordml/cid" xmlns:w16="http://schemas.microsoft.com/office/word/2018/wordml" xmlns:w16sdtdh="http://schemas.microsoft.com/office/word/2020/wordml/sdtdatahash" xmlns:w16se="http://schemas.microsoft.com/office/word/2015/wordml/symex" xmlns:wpg="http://schemas.microsoft.com/office/word/2010/wordprocessingGroup" xmlns:wpi="http://schemas.microsoft.com/office/word/2010/wordprocessingInk" xmlns:wne="http://schemas.microsoft.com/office/word/2006/wordml" xmlns:wps="http://schemas.microsoft.com/office/word/2010/wordprocessingShape" mc:Ignorable="w14 w15 w16se w16cid w16 w16cex w16sdtdh wp14">
+<w:endnotes xmlns:wpc="http://schemas.microsoft.com/office/word/2010/wordprocessingCanvas" xmlns:cx="http://schemas.microsoft.com/office/drawing/2014/chartex" xmlns:cx1="http://schemas.microsoft.com/office/drawing/2015/9/8/chartex" xmlns:cx2="http://schemas.microsoft.com/office/drawing/2015/10/21/chartex" xmlns:cx3="http://schemas.microsoft.com/office/drawing/2016/5/9/chartex" xmlns:cx4="http://schemas.microsoft.com/office/drawing/2016/5/10/chartex" xmlns:cx5="http://schemas.microsoft.com/office/drawing/2016/5/11/chartex" xmlns:cx6="http://schemas.microsoft.com/office/drawing/2016/5/12/chartex" xmlns:cx7="http://schemas.microsoft.com/office/drawing/2016/5/13/chartex" xmlns:cx8="http://schemas.microsoft.com/office/drawing/2016/5/14/chartex" xmlns:mc="http://schemas.openxmlformats.org/markup-compatibility/2006" xmlns:aink="http://schemas.microsoft.com/office/drawing/2016/ink" xmlns:am3d="http://schemas.microsoft.com/office/drawing/2017/model3d" xmlns:o="urn:schemas-microsoft-com:office:office" xmlns:oel="http://schemas.microsoft.com/office/2019/extlst" xmlns:r="http://schemas.openxmlformats.org/officeDocument/2006/relationships" xmlns:m="http://schemas.openxmlformats.org/officeDocument/2006/math" xmlns:v="urn:schemas-microsoft-com:vml" xmlns:wp14="http://schemas.microsoft.com/office/word/2010/wordprocessingDrawing" xmlns:wp="http://schemas.openxmlformats.org/drawingml/2006/wordprocessingDrawing" xmlns:w10="urn:schemas-microsoft-com:office:word" xmlns:w="http://schemas.openxmlformats.org/wordprocessingml/2006/main" xmlns:w14="http://schemas.microsoft.com/office/word/2010/wordml" xmlns:w15="http://schemas.microsoft.com/office/word/2012/wordml" xmlns:w16cex="http://schemas.microsoft.com/office/word/2018/wordml/cex" xmlns:w16cid="http://schemas.microsoft.com/office/word/2016/wordml/cid" xmlns:w16="http://schemas.microsoft.com/office/word/2018/wordml" xmlns:w16du="http://schemas.microsoft.com/office/word/2023/wordml/word16du" xmlns:w16sdtdh="http://schemas.microsoft.com/office/word/2020/wordml/sdtdatahash" xmlns:w16sdtfl="http://schemas.microsoft.com/office/word/2024/wordml/sdtformatlock" xmlns:w16se="http://schemas.microsoft.com/office/word/2015/wordml/symex" xmlns:wpg="http://schemas.microsoft.com/office/word/2010/wordprocessingGroup" xmlns:wpi="http://schemas.microsoft.com/office/word/2010/wordprocessingInk" xmlns:wne="http://schemas.microsoft.com/office/word/2006/wordml" xmlns:wps="http://schemas.microsoft.com/office/word/2010/wordprocessingShape" mc:Ignorable="w14 w15 w16se w16cid w16 w16cex w16sdtdh w16sdtfl w16du wp14">
   <w:endnote w:type="separator" w:id="-1">
     <w:p>
       <w:pPr>
@@ -846,7 +850,7 @@
 </file>
 
 <file path=word/footer1.xml><?xml version="1.0" encoding="utf-8"?>
-<w:ftr xmlns:wpc="http://schemas.microsoft.com/office/word/2010/wordprocessingCanvas" xmlns:cx="http://schemas.microsoft.com/office/drawing/2014/chartex" xmlns:cx1="http://schemas.microsoft.com/office/drawing/2015/9/8/chartex" xmlns:cx2="http://schemas.microsoft.com/office/drawing/2015/10/21/chartex" xmlns:cx3="http://schemas.microsoft.com/office/drawing/2016/5/9/chartex" xmlns:cx4="http://schemas.microsoft.com/office/drawing/2016/5/10/chartex" xmlns:cx5="http://schemas.microsoft.com/office/drawing/2016/5/11/chartex" xmlns:cx6="http://schemas.microsoft.com/office/drawing/2016/5/12/chartex" xmlns:cx7="http://schemas.microsoft.com/office/drawing/2016/5/13/chartex" xmlns:cx8="http://schemas.microsoft.com/office/drawing/2016/5/14/chartex" xmlns:mc="http://schemas.openxmlformats.org/markup-compatibility/2006" xmlns:aink="http://schemas.microsoft.com/office/drawing/2016/ink" xmlns:am3d="http://schemas.microsoft.com/office/drawing/2017/model3d" xmlns:o="urn:schemas-microsoft-com:office:office" xmlns:oel="http://schemas.microsoft.com/office/2019/extlst" xmlns:r="http://schemas.openxmlformats.org/officeDocument/2006/relationships" xmlns:m="http://schemas.openxmlformats.org/officeDocument/2006/math" xmlns:v="urn:schemas-microsoft-com:vml" xmlns:wp14="http://schemas.microsoft.com/office/word/2010/wordprocessingDrawing" xmlns:wp="http://schemas.openxmlformats.org/drawingml/2006/wordprocessingDrawing" xmlns:w10="urn:schemas-microsoft-com:office:word" xmlns:w="http://schemas.openxmlformats.org/wordprocessingml/2006/main" xmlns:w14="http://schemas.microsoft.com/office/word/2010/wordml" xmlns:w15="http://schemas.microsoft.com/office/word/2012/wordml" xmlns:w16cex="http://schemas.microsoft.com/office/word/2018/wordml/cex" xmlns:w16cid="http://schemas.microsoft.com/office/word/2016/wordml/cid" xmlns:w16="http://schemas.microsoft.com/office/word/2018/wordml" xmlns:w16sdtdh="http://schemas.microsoft.com/office/word/2020/wordml/sdtdatahash" xmlns:w16se="http://schemas.microsoft.com/office/word/2015/wordml/symex" xmlns:wpg="http://schemas.microsoft.com/office/word/2010/wordprocessingGroup" xmlns:wpi="http://schemas.microsoft.com/office/word/2010/wordprocessingInk" xmlns:wne="http://schemas.microsoft.com/office/word/2006/wordml" xmlns:wps="http://schemas.microsoft.com/office/word/2010/wordprocessingShape" mc:Ignorable="w14 w15 w16se w16cid w16 w16cex w16sdtdh wp14">
+<w:ftr xmlns:wpc="http://schemas.microsoft.com/office/word/2010/wordprocessingCanvas" xmlns:cx="http://schemas.microsoft.com/office/drawing/2014/chartex" xmlns:cx1="http://schemas.microsoft.com/office/drawing/2015/9/8/chartex" xmlns:cx2="http://schemas.microsoft.com/office/drawing/2015/10/21/chartex" xmlns:cx3="http://schemas.microsoft.com/office/drawing/2016/5/9/chartex" xmlns:cx4="http://schemas.microsoft.com/office/drawing/2016/5/10/chartex" xmlns:cx5="http://schemas.microsoft.com/office/drawing/2016/5/11/chartex" xmlns:cx6="http://schemas.microsoft.com/office/drawing/2016/5/12/chartex" xmlns:cx7="http://schemas.microsoft.com/office/drawing/2016/5/13/chartex" xmlns:cx8="http://schemas.microsoft.com/office/drawing/2016/5/14/chartex" xmlns:mc="http://schemas.openxmlformats.org/markup-compatibility/2006" xmlns:aink="http://schemas.microsoft.com/office/drawing/2016/ink" xmlns:am3d="http://schemas.microsoft.com/office/drawing/2017/model3d" xmlns:o="urn:schemas-microsoft-com:office:office" xmlns:oel="http://schemas.microsoft.com/office/2019/extlst" xmlns:r="http://schemas.openxmlformats.org/officeDocument/2006/relationships" xmlns:m="http://schemas.openxmlformats.org/officeDocument/2006/math" xmlns:v="urn:schemas-microsoft-com:vml" xmlns:wp14="http://schemas.microsoft.com/office/word/2010/wordprocessingDrawing" xmlns:wp="http://schemas.openxmlformats.org/drawingml/2006/wordprocessingDrawing" xmlns:w10="urn:schemas-microsoft-com:office:word" xmlns:w="http://schemas.openxmlformats.org/wordprocessingml/2006/main" xmlns:w14="http://schemas.microsoft.com/office/word/2010/wordml" xmlns:w15="http://schemas.microsoft.com/office/word/2012/wordml" xmlns:w16cex="http://schemas.microsoft.com/office/word/2018/wordml/cex" xmlns:w16cid="http://schemas.microsoft.com/office/word/2016/wordml/cid" xmlns:w16="http://schemas.microsoft.com/office/word/2018/wordml" xmlns:w16du="http://schemas.microsoft.com/office/word/2023/wordml/word16du" xmlns:w16sdtdh="http://schemas.microsoft.com/office/word/2020/wordml/sdtdatahash" xmlns:w16sdtfl="http://schemas.microsoft.com/office/word/2024/wordml/sdtformatlock" xmlns:w16se="http://schemas.microsoft.com/office/word/2015/wordml/symex" xmlns:wpg="http://schemas.microsoft.com/office/word/2010/wordprocessingGroup" xmlns:wpi="http://schemas.microsoft.com/office/word/2010/wordprocessingInk" xmlns:wne="http://schemas.microsoft.com/office/word/2006/wordml" xmlns:wps="http://schemas.microsoft.com/office/word/2010/wordprocessingShape" mc:Ignorable="w14 w15 w16se w16cid w16 w16cex w16sdtdh w16sdtfl w16du wp14">
   <w:p>
     <w:pPr>
       <w:pStyle w:val="Footer"/>
@@ -856,7 +860,7 @@
 </file>
 
 <file path=word/footer2.xml><?xml version="1.0" encoding="utf-8"?>
-<w:ftr xmlns:wpc="http://schemas.microsoft.com/office/word/2010/wordprocessingCanvas" xmlns:cx="http://schemas.microsoft.com/office/drawing/2014/chartex" xmlns:cx1="http://schemas.microsoft.com/office/drawing/2015/9/8/chartex" xmlns:cx2="http://schemas.microsoft.com/office/drawing/2015/10/21/chartex" xmlns:cx3="http://schemas.microsoft.com/office/drawing/2016/5/9/chartex" xmlns:cx4="http://schemas.microsoft.com/office/drawing/2016/5/10/chartex" xmlns:cx5="http://schemas.microsoft.com/office/drawing/2016/5/11/chartex" xmlns:cx6="http://schemas.microsoft.com/office/drawing/2016/5/12/chartex" xmlns:cx7="http://schemas.microsoft.com/office/drawing/2016/5/13/chartex" xmlns:cx8="http://schemas.microsoft.com/office/drawing/2016/5/14/chartex" xmlns:mc="http://schemas.openxmlformats.org/markup-compatibility/2006" xmlns:aink="http://schemas.microsoft.com/office/drawing/2016/ink" xmlns:am3d="http://schemas.microsoft.com/office/drawing/2017/model3d" xmlns:o="urn:schemas-microsoft-com:office:office" xmlns:oel="http://schemas.microsoft.com/office/2019/extlst" xmlns:r="http://schemas.openxmlformats.org/officeDocument/2006/relationships" xmlns:m="http://schemas.openxmlformats.org/officeDocument/2006/math" xmlns:v="urn:schemas-microsoft-com:vml" xmlns:wp14="http://schemas.microsoft.com/office/word/2010/wordprocessingDrawing" xmlns:wp="http://schemas.openxmlformats.org/drawingml/2006/wordprocessingDrawing" xmlns:w10="urn:schemas-microsoft-com:office:word" xmlns:w="http://schemas.openxmlformats.org/wordprocessingml/2006/main" xmlns:w14="http://schemas.microsoft.com/office/word/2010/wordml" xmlns:w15="http://schemas.microsoft.com/office/word/2012/wordml" xmlns:w16cex="http://schemas.microsoft.com/office/word/2018/wordml/cex" xmlns:w16cid="http://schemas.microsoft.com/office/word/2016/wordml/cid" xmlns:w16="http://schemas.microsoft.com/office/word/2018/wordml" xmlns:w16sdtdh="http://schemas.microsoft.com/office/word/2020/wordml/sdtdatahash" xmlns:w16se="http://schemas.microsoft.com/office/word/2015/wordml/symex" xmlns:wpg="http://schemas.microsoft.com/office/word/2010/wordprocessingGroup" xmlns:wpi="http://schemas.microsoft.com/office/word/2010/wordprocessingInk" xmlns:wne="http://schemas.microsoft.com/office/word/2006/wordml" xmlns:wps="http://schemas.microsoft.com/office/word/2010/wordprocessingShape" mc:Ignorable="w14 w15 w16se w16cid w16 w16cex w16sdtdh wp14">
+<w:ftr xmlns:wpc="http://schemas.microsoft.com/office/word/2010/wordprocessingCanvas" xmlns:cx="http://schemas.microsoft.com/office/drawing/2014/chartex" xmlns:cx1="http://schemas.microsoft.com/office/drawing/2015/9/8/chartex" xmlns:cx2="http://schemas.microsoft.com/office/drawing/2015/10/21/chartex" xmlns:cx3="http://schemas.microsoft.com/office/drawing/2016/5/9/chartex" xmlns:cx4="http://schemas.microsoft.com/office/drawing/2016/5/10/chartex" xmlns:cx5="http://schemas.microsoft.com/office/drawing/2016/5/11/chartex" xmlns:cx6="http://schemas.microsoft.com/office/drawing/2016/5/12/chartex" xmlns:cx7="http://schemas.microsoft.com/office/drawing/2016/5/13/chartex" xmlns:cx8="http://schemas.microsoft.com/office/drawing/2016/5/14/chartex" xmlns:mc="http://schemas.openxmlformats.org/markup-compatibility/2006" xmlns:aink="http://schemas.microsoft.com/office/drawing/2016/ink" xmlns:am3d="http://schemas.microsoft.com/office/drawing/2017/model3d" xmlns:o="urn:schemas-microsoft-com:office:office" xmlns:oel="http://schemas.microsoft.com/office/2019/extlst" xmlns:r="http://schemas.openxmlformats.org/officeDocument/2006/relationships" xmlns:m="http://schemas.openxmlformats.org/officeDocument/2006/math" xmlns:v="urn:schemas-microsoft-com:vml" xmlns:wp14="http://schemas.microsoft.com/office/word/2010/wordprocessingDrawing" xmlns:wp="http://schemas.openxmlformats.org/drawingml/2006/wordprocessingDrawing" xmlns:w10="urn:schemas-microsoft-com:office:word" xmlns:w="http://schemas.openxmlformats.org/wordprocessingml/2006/main" xmlns:w14="http://schemas.microsoft.com/office/word/2010/wordml" xmlns:w15="http://schemas.microsoft.com/office/word/2012/wordml" xmlns:w16cex="http://schemas.microsoft.com/office/word/2018/wordml/cex" xmlns:w16cid="http://schemas.microsoft.com/office/word/2016/wordml/cid" xmlns:w16="http://schemas.microsoft.com/office/word/2018/wordml" xmlns:w16du="http://schemas.microsoft.com/office/word/2023/wordml/word16du" xmlns:w16sdtdh="http://schemas.microsoft.com/office/word/2020/wordml/sdtdatahash" xmlns:w16sdtfl="http://schemas.microsoft.com/office/word/2024/wordml/sdtformatlock" xmlns:w16se="http://schemas.microsoft.com/office/word/2015/wordml/symex" xmlns:wpg="http://schemas.microsoft.com/office/word/2010/wordprocessingGroup" xmlns:wpi="http://schemas.microsoft.com/office/word/2010/wordprocessingInk" xmlns:wne="http://schemas.microsoft.com/office/word/2006/wordml" xmlns:wps="http://schemas.microsoft.com/office/word/2010/wordprocessingShape" mc:Ignorable="w14 w15 w16se w16cid w16 w16cex w16sdtdh w16sdtfl w16du wp14">
   <w:p>
     <w:pPr>
       <w:pStyle w:val="Footer"/>
@@ -866,7 +870,7 @@
 </file>
 
 <file path=word/footer3.xml><?xml version="1.0" encoding="utf-8"?>
-<w:ftr xmlns:wpc="http://schemas.microsoft.com/office/word/2010/wordprocessingCanvas" xmlns:cx="http://schemas.microsoft.com/office/drawing/2014/chartex" xmlns:cx1="http://schemas.microsoft.com/office/drawing/2015/9/8/chartex" xmlns:cx2="http://schemas.microsoft.com/office/drawing/2015/10/21/chartex" xmlns:cx3="http://schemas.microsoft.com/office/drawing/2016/5/9/chartex" xmlns:cx4="http://schemas.microsoft.com/office/drawing/2016/5/10/chartex" xmlns:cx5="http://schemas.microsoft.com/office/drawing/2016/5/11/chartex" xmlns:cx6="http://schemas.microsoft.com/office/drawing/2016/5/12/chartex" xmlns:cx7="http://schemas.microsoft.com/office/drawing/2016/5/13/chartex" xmlns:cx8="http://schemas.microsoft.com/office/drawing/2016/5/14/chartex" xmlns:mc="http://schemas.openxmlformats.org/markup-compatibility/2006" xmlns:aink="http://schemas.microsoft.com/office/drawing/2016/ink" xmlns:am3d="http://schemas.microsoft.com/office/drawing/2017/model3d" xmlns:o="urn:schemas-microsoft-com:office:office" xmlns:oel="http://schemas.microsoft.com/office/2019/extlst" xmlns:r="http://schemas.openxmlformats.org/officeDocument/2006/relationships" xmlns:m="http://schemas.openxmlformats.org/officeDocument/2006/math" xmlns:v="urn:schemas-microsoft-com:vml" xmlns:wp14="http://schemas.microsoft.com/office/word/2010/wordprocessingDrawing" xmlns:wp="http://schemas.openxmlformats.org/drawingml/2006/wordprocessingDrawing" xmlns:w10="urn:schemas-microsoft-com:office:word" xmlns:w="http://schemas.openxmlformats.org/wordprocessingml/2006/main" xmlns:w14="http://schemas.microsoft.com/office/word/2010/wordml" xmlns:w15="http://schemas.microsoft.com/office/word/2012/wordml" xmlns:w16cex="http://schemas.microsoft.com/office/word/2018/wordml/cex" xmlns:w16cid="http://schemas.microsoft.com/office/word/2016/wordml/cid" xmlns:w16="http://schemas.microsoft.com/office/word/2018/wordml" xmlns:w16sdtdh="http://schemas.microsoft.com/office/word/2020/wordml/sdtdatahash" xmlns:w16se="http://schemas.microsoft.com/office/word/2015/wordml/symex" xmlns:wpg="http://schemas.microsoft.com/office/word/2010/wordprocessingGroup" xmlns:wpi="http://schemas.microsoft.com/office/word/2010/wordprocessingInk" xmlns:wne="http://schemas.microsoft.com/office/word/2006/wordml" xmlns:wps="http://schemas.microsoft.com/office/word/2010/wordprocessingShape" mc:Ignorable="w14 w15 w16se w16cid w16 w16cex w16sdtdh wp14">
+<w:ftr xmlns:wpc="http://schemas.microsoft.com/office/word/2010/wordprocessingCanvas" xmlns:cx="http://schemas.microsoft.com/office/drawing/2014/chartex" xmlns:cx1="http://schemas.microsoft.com/office/drawing/2015/9/8/chartex" xmlns:cx2="http://schemas.microsoft.com/office/drawing/2015/10/21/chartex" xmlns:cx3="http://schemas.microsoft.com/office/drawing/2016/5/9/chartex" xmlns:cx4="http://schemas.microsoft.com/office/drawing/2016/5/10/chartex" xmlns:cx5="http://schemas.microsoft.com/office/drawing/2016/5/11/chartex" xmlns:cx6="http://schemas.microsoft.com/office/drawing/2016/5/12/chartex" xmlns:cx7="http://schemas.microsoft.com/office/drawing/2016/5/13/chartex" xmlns:cx8="http://schemas.microsoft.com/office/drawing/2016/5/14/chartex" xmlns:mc="http://schemas.openxmlformats.org/markup-compatibility/2006" xmlns:aink="http://schemas.microsoft.com/office/drawing/2016/ink" xmlns:am3d="http://schemas.microsoft.com/office/drawing/2017/model3d" xmlns:o="urn:schemas-microsoft-com:office:office" xmlns:oel="http://schemas.microsoft.com/office/2019/extlst" xmlns:r="http://schemas.openxmlformats.org/officeDocument/2006/relationships" xmlns:m="http://schemas.openxmlformats.org/officeDocument/2006/math" xmlns:v="urn:schemas-microsoft-com:vml" xmlns:wp14="http://schemas.microsoft.com/office/word/2010/wordprocessingDrawing" xmlns:wp="http://schemas.openxmlformats.org/drawingml/2006/wordprocessingDrawing" xmlns:w10="urn:schemas-microsoft-com:office:word" xmlns:w="http://schemas.openxmlformats.org/wordprocessingml/2006/main" xmlns:w14="http://schemas.microsoft.com/office/word/2010/wordml" xmlns:w15="http://schemas.microsoft.com/office/word/2012/wordml" xmlns:w16cex="http://schemas.microsoft.com/office/word/2018/wordml/cex" xmlns:w16cid="http://schemas.microsoft.com/office/word/2016/wordml/cid" xmlns:w16="http://schemas.microsoft.com/office/word/2018/wordml" xmlns:w16du="http://schemas.microsoft.com/office/word/2023/wordml/word16du" xmlns:w16sdtdh="http://schemas.microsoft.com/office/word/2020/wordml/sdtdatahash" xmlns:w16sdtfl="http://schemas.microsoft.com/office/word/2024/wordml/sdtformatlock" xmlns:w16se="http://schemas.microsoft.com/office/word/2015/wordml/symex" xmlns:wpg="http://schemas.microsoft.com/office/word/2010/wordprocessingGroup" xmlns:wpi="http://schemas.microsoft.com/office/word/2010/wordprocessingInk" xmlns:wne="http://schemas.microsoft.com/office/word/2006/wordml" xmlns:wps="http://schemas.microsoft.com/office/word/2010/wordprocessingShape" mc:Ignorable="w14 w15 w16se w16cid w16 w16cex w16sdtdh w16sdtfl w16du wp14">
   <w:p>
     <w:pPr>
       <w:pStyle w:val="Footer"/>
@@ -876,7 +880,7 @@
 </file>
 
 <file path=word/footnotes.xml><?xml version="1.0" encoding="utf-8"?>
-<w:footnotes xmlns:wpc="http://schemas.microsoft.com/office/word/2010/wordprocessingCanvas" xmlns:cx="http://schemas.microsoft.com/office/drawing/2014/chartex" xmlns:cx1="http://schemas.microsoft.com/office/drawing/2015/9/8/chartex" xmlns:cx2="http://schemas.microsoft.com/office/drawing/2015/10/21/chartex" xmlns:cx3="http://schemas.microsoft.com/office/drawing/2016/5/9/chartex" xmlns:cx4="http://schemas.microsoft.com/office/drawing/2016/5/10/chartex" xmlns:cx5="http://schemas.microsoft.com/office/drawing/2016/5/11/chartex" xmlns:cx6="http://schemas.microsoft.com/office/drawing/2016/5/12/chartex" xmlns:cx7="http://schemas.microsoft.com/office/drawing/2016/5/13/chartex" xmlns:cx8="http://schemas.microsoft.com/office/drawing/2016/5/14/chartex" xmlns:mc="http://schemas.openxmlformats.org/markup-compatibility/2006" xmlns:aink="http://schemas.microsoft.com/office/drawing/2016/ink" xmlns:am3d="http://schemas.microsoft.com/office/drawing/2017/model3d" xmlns:o="urn:schemas-microsoft-com:office:office" xmlns:oel="http://schemas.microsoft.com/office/2019/extlst" xmlns:r="http://schemas.openxmlformats.org/officeDocument/2006/relationships" xmlns:m="http://schemas.openxmlformats.org/officeDocument/2006/math" xmlns:v="urn:schemas-microsoft-com:vml" xmlns:wp14="http://schemas.microsoft.com/office/word/2010/wordprocessingDrawing" xmlns:wp="http://schemas.openxmlformats.org/drawingml/2006/wordprocessingDrawing" xmlns:w10="urn:schemas-microsoft-com:office:word" xmlns:w="http://schemas.openxmlformats.org/wordprocessingml/2006/main" xmlns:w14="http://schemas.microsoft.com/office/word/2010/wordml" xmlns:w15="http://schemas.microsoft.com/office/word/2012/wordml" xmlns:w16cex="http://schemas.microsoft.com/office/word/2018/wordml/cex" xmlns:w16cid="http://schemas.microsoft.com/office/word/2016/wordml/cid" xmlns:w16="http://schemas.microsoft.com/office/word/2018/wordml" xmlns:w16sdtdh="http://schemas.microsoft.com/office/word/2020/wordml/sdtdatahash" xmlns:w16se="http://schemas.microsoft.com/office/word/2015/wordml/symex" xmlns:wpg="http://schemas.microsoft.com/office/word/2010/wordprocessingGroup" xmlns:wpi="http://schemas.microsoft.com/office/word/2010/wordprocessingInk" xmlns:wne="http://schemas.microsoft.com/office/word/2006/wordml" xmlns:wps="http://schemas.microsoft.com/office/word/2010/wordprocessingShape" mc:Ignorable="w14 w15 w16se w16cid w16 w16cex w16sdtdh wp14">
+<w:footnotes xmlns:wpc="http://schemas.microsoft.com/office/word/2010/wordprocessingCanvas" xmlns:cx="http://schemas.microsoft.com/office/drawing/2014/chartex" xmlns:cx1="http://schemas.microsoft.com/office/drawing/2015/9/8/chartex" xmlns:cx2="http://schemas.microsoft.com/office/drawing/2015/10/21/chartex" xmlns:cx3="http://schemas.microsoft.com/office/drawing/2016/5/9/chartex" xmlns:cx4="http://schemas.microsoft.com/office/drawing/2016/5/10/chartex" xmlns:cx5="http://schemas.microsoft.com/office/drawing/2016/5/11/chartex" xmlns:cx6="http://schemas.microsoft.com/office/drawing/2016/5/12/chartex" xmlns:cx7="http://schemas.microsoft.com/office/drawing/2016/5/13/chartex" xmlns:cx8="http://schemas.microsoft.com/office/drawing/2016/5/14/chartex" xmlns:mc="http://schemas.openxmlformats.org/markup-compatibility/2006" xmlns:aink="http://schemas.microsoft.com/office/drawing/2016/ink" xmlns:am3d="http://schemas.microsoft.com/office/drawing/2017/model3d" xmlns:o="urn:schemas-microsoft-com:office:office" xmlns:oel="http://schemas.microsoft.com/office/2019/extlst" xmlns:r="http://schemas.openxmlformats.org/officeDocument/2006/relationships" xmlns:m="http://schemas.openxmlformats.org/officeDocument/2006/math" xmlns:v="urn:schemas-microsoft-com:vml" xmlns:wp14="http://schemas.microsoft.com/office/word/2010/wordprocessingDrawing" xmlns:wp="http://schemas.openxmlformats.org/drawingml/2006/wordprocessingDrawing" xmlns:w10="urn:schemas-microsoft-com:office:word" xmlns:w="http://schemas.openxmlformats.org/wordprocessingml/2006/main" xmlns:w14="http://schemas.microsoft.com/office/word/2010/wordml" xmlns:w15="http://schemas.microsoft.com/office/word/2012/wordml" xmlns:w16cex="http://schemas.microsoft.com/office/word/2018/wordml/cex" xmlns:w16cid="http://schemas.microsoft.com/office/word/2016/wordml/cid" xmlns:w16="http://schemas.microsoft.com/office/word/2018/wordml" xmlns:w16du="http://schemas.microsoft.com/office/word/2023/wordml/word16du" xmlns:w16sdtdh="http://schemas.microsoft.com/office/word/2020/wordml/sdtdatahash" xmlns:w16sdtfl="http://schemas.microsoft.com/office/word/2024/wordml/sdtformatlock" xmlns:w16se="http://schemas.microsoft.com/office/word/2015/wordml/symex" xmlns:wpg="http://schemas.microsoft.com/office/word/2010/wordprocessingGroup" xmlns:wpi="http://schemas.microsoft.com/office/word/2010/wordprocessingInk" xmlns:wne="http://schemas.microsoft.com/office/word/2006/wordml" xmlns:wps="http://schemas.microsoft.com/office/word/2010/wordprocessingShape" mc:Ignorable="w14 w15 w16se w16cid w16 w16cex w16sdtdh w16sdtfl w16du wp14">
   <w:footnote w:type="separator" w:id="-1">
     <w:p>
       <w:pPr>
@@ -901,7 +905,7 @@
 </file>
 
 <file path=word/header1.xml><?xml version="1.0" encoding="utf-8"?>
-<w:hdr xmlns:wpc="http://schemas.microsoft.com/office/word/2010/wordprocessingCanvas" xmlns:cx="http://schemas.microsoft.com/office/drawing/2014/chartex" xmlns:cx1="http://schemas.microsoft.com/office/drawing/2015/9/8/chartex" xmlns:cx2="http://schemas.microsoft.com/office/drawing/2015/10/21/chartex" xmlns:cx3="http://schemas.microsoft.com/office/drawing/2016/5/9/chartex" xmlns:cx4="http://schemas.microsoft.com/office/drawing/2016/5/10/chartex" xmlns:cx5="http://schemas.microsoft.com/office/drawing/2016/5/11/chartex" xmlns:cx6="http://schemas.microsoft.com/office/drawing/2016/5/12/chartex" xmlns:cx7="http://schemas.microsoft.com/office/drawing/2016/5/13/chartex" xmlns:cx8="http://schemas.microsoft.com/office/drawing/2016/5/14/chartex" xmlns:mc="http://schemas.openxmlformats.org/markup-compatibility/2006" xmlns:aink="http://schemas.microsoft.com/office/drawing/2016/ink" xmlns:am3d="http://schemas.microsoft.com/office/drawing/2017/model3d" xmlns:o="urn:schemas-microsoft-com:office:office" xmlns:oel="http://schemas.microsoft.com/office/2019/extlst" xmlns:r="http://schemas.openxmlformats.org/officeDocument/2006/relationships" xmlns:m="http://schemas.openxmlformats.org/officeDocument/2006/math" xmlns:v="urn:schemas-microsoft-com:vml" xmlns:wp14="http://schemas.microsoft.com/office/word/2010/wordprocessingDrawing" xmlns:wp="http://schemas.openxmlformats.org/drawingml/2006/wordprocessingDrawing" xmlns:w10="urn:schemas-microsoft-com:office:word" xmlns:w="http://schemas.openxmlformats.org/wordprocessingml/2006/main" xmlns:w14="http://schemas.microsoft.com/office/word/2010/wordml" xmlns:w15="http://schemas.microsoft.com/office/word/2012/wordml" xmlns:w16cex="http://schemas.microsoft.com/office/word/2018/wordml/cex" xmlns:w16cid="http://schemas.microsoft.com/office/word/2016/wordml/cid" xmlns:w16="http://schemas.microsoft.com/office/word/2018/wordml" xmlns:w16sdtdh="http://schemas.microsoft.com/office/word/2020/wordml/sdtdatahash" xmlns:w16se="http://schemas.microsoft.com/office/word/2015/wordml/symex" xmlns:wpg="http://schemas.microsoft.com/office/word/2010/wordprocessingGroup" xmlns:wpi="http://schemas.microsoft.com/office/word/2010/wordprocessingInk" xmlns:wne="http://schemas.microsoft.com/office/word/2006/wordml" xmlns:wps="http://schemas.microsoft.com/office/word/2010/wordprocessingShape" mc:Ignorable="w14 w15 w16se w16cid w16 w16cex w16sdtdh wp14">
+<w:hdr xmlns:wpc="http://schemas.microsoft.com/office/word/2010/wordprocessingCanvas" xmlns:cx="http://schemas.microsoft.com/office/drawing/2014/chartex" xmlns:cx1="http://schemas.microsoft.com/office/drawing/2015/9/8/chartex" xmlns:cx2="http://schemas.microsoft.com/office/drawing/2015/10/21/chartex" xmlns:cx3="http://schemas.microsoft.com/office/drawing/2016/5/9/chartex" xmlns:cx4="http://schemas.microsoft.com/office/drawing/2016/5/10/chartex" xmlns:cx5="http://schemas.microsoft.com/office/drawing/2016/5/11/chartex" xmlns:cx6="http://schemas.microsoft.com/office/drawing/2016/5/12/chartex" xmlns:cx7="http://schemas.microsoft.com/office/drawing/2016/5/13/chartex" xmlns:cx8="http://schemas.microsoft.com/office/drawing/2016/5/14/chartex" xmlns:mc="http://schemas.openxmlformats.org/markup-compatibility/2006" xmlns:aink="http://schemas.microsoft.com/office/drawing/2016/ink" xmlns:am3d="http://schemas.microsoft.com/office/drawing/2017/model3d" xmlns:o="urn:schemas-microsoft-com:office:office" xmlns:oel="http://schemas.microsoft.com/office/2019/extlst" xmlns:r="http://schemas.openxmlformats.org/officeDocument/2006/relationships" xmlns:m="http://schemas.openxmlformats.org/officeDocument/2006/math" xmlns:v="urn:schemas-microsoft-com:vml" xmlns:wp14="http://schemas.microsoft.com/office/word/2010/wordprocessingDrawing" xmlns:wp="http://schemas.openxmlformats.org/drawingml/2006/wordprocessingDrawing" xmlns:w10="urn:schemas-microsoft-com:office:word" xmlns:w="http://schemas.openxmlformats.org/wordprocessingml/2006/main" xmlns:w14="http://schemas.microsoft.com/office/word/2010/wordml" xmlns:w15="http://schemas.microsoft.com/office/word/2012/wordml" xmlns:w16cex="http://schemas.microsoft.com/office/word/2018/wordml/cex" xmlns:w16cid="http://schemas.microsoft.com/office/word/2016/wordml/cid" xmlns:w16="http://schemas.microsoft.com/office/word/2018/wordml" xmlns:w16du="http://schemas.microsoft.com/office/word/2023/wordml/word16du" xmlns:w16sdtdh="http://schemas.microsoft.com/office/word/2020/wordml/sdtdatahash" xmlns:w16sdtfl="http://schemas.microsoft.com/office/word/2024/wordml/sdtformatlock" xmlns:w16se="http://schemas.microsoft.com/office/word/2015/wordml/symex" xmlns:wpg="http://schemas.microsoft.com/office/word/2010/wordprocessingGroup" xmlns:wpi="http://schemas.microsoft.com/office/word/2010/wordprocessingInk" xmlns:wne="http://schemas.microsoft.com/office/word/2006/wordml" xmlns:wps="http://schemas.microsoft.com/office/word/2010/wordprocessingShape" mc:Ignorable="w14 w15 w16se w16cid w16 w16cex w16sdtdh w16sdtfl w16du wp14">
   <w:p>
     <w:pPr>
       <w:pStyle w:val="Header"/>
@@ -911,7 +915,7 @@
 </file>
 
 <file path=word/header2.xml><?xml version="1.0" encoding="utf-8"?>
-<w:hdr xmlns:wpc="http://schemas.microsoft.com/office/word/2010/wordprocessingCanvas" xmlns:cx="http://schemas.microsoft.com/office/drawing/2014/chartex" xmlns:cx1="http://schemas.microsoft.com/office/drawing/2015/9/8/chartex" xmlns:cx2="http://schemas.microsoft.com/office/drawing/2015/10/21/chartex" xmlns:cx3="http://schemas.microsoft.com/office/drawing/2016/5/9/chartex" xmlns:cx4="http://schemas.microsoft.com/office/drawing/2016/5/10/chartex" xmlns:cx5="http://schemas.microsoft.com/office/drawing/2016/5/11/chartex" xmlns:cx6="http://schemas.microsoft.com/office/drawing/2016/5/12/chartex" xmlns:cx7="http://schemas.microsoft.com/office/drawing/2016/5/13/chartex" xmlns:cx8="http://schemas.microsoft.com/office/drawing/2016/5/14/chartex" xmlns:mc="http://schemas.openxmlformats.org/markup-compatibility/2006" xmlns:aink="http://schemas.microsoft.com/office/drawing/2016/ink" xmlns:am3d="http://schemas.microsoft.com/office/drawing/2017/model3d" xmlns:o="urn:schemas-microsoft-com:office:office" xmlns:oel="http://schemas.microsoft.com/office/2019/extlst" xmlns:r="http://schemas.openxmlformats.org/officeDocument/2006/relationships" xmlns:m="http://schemas.openxmlformats.org/officeDocument/2006/math" xmlns:v="urn:schemas-microsoft-com:vml" xmlns:wp14="http://schemas.microsoft.com/office/word/2010/wordprocessingDrawing" xmlns:wp="http://schemas.openxmlformats.org/drawingml/2006/wordprocessingDrawing" xmlns:w10="urn:schemas-microsoft-com:office:word" xmlns:w="http://schemas.openxmlformats.org/wordprocessingml/2006/main" xmlns:w14="http://schemas.microsoft.com/office/word/2010/wordml" xmlns:w15="http://schemas.microsoft.com/office/word/2012/wordml" xmlns:w16cex="http://schemas.microsoft.com/office/word/2018/wordml/cex" xmlns:w16cid="http://schemas.microsoft.com/office/word/2016/wordml/cid" xmlns:w16="http://schemas.microsoft.com/office/word/2018/wordml" xmlns:w16sdtdh="http://schemas.microsoft.com/office/word/2020/wordml/sdtdatahash" xmlns:w16se="http://schemas.microsoft.com/office/word/2015/wordml/symex" xmlns:wpg="http://schemas.microsoft.com/office/word/2010/wordprocessingGroup" xmlns:wpi="http://schemas.microsoft.com/office/word/2010/wordprocessingInk" xmlns:wne="http://schemas.microsoft.com/office/word/2006/wordml" xmlns:wps="http://schemas.microsoft.com/office/word/2010/wordprocessingShape" mc:Ignorable="w14 w15 w16se w16cid w16 w16cex w16sdtdh wp14">
+<w:hdr xmlns:wpc="http://schemas.microsoft.com/office/word/2010/wordprocessingCanvas" xmlns:cx="http://schemas.microsoft.com/office/drawing/2014/chartex" xmlns:cx1="http://schemas.microsoft.com/office/drawing/2015/9/8/chartex" xmlns:cx2="http://schemas.microsoft.com/office/drawing/2015/10/21/chartex" xmlns:cx3="http://schemas.microsoft.com/office/drawing/2016/5/9/chartex" xmlns:cx4="http://schemas.microsoft.com/office/drawing/2016/5/10/chartex" xmlns:cx5="http://schemas.microsoft.com/office/drawing/2016/5/11/chartex" xmlns:cx6="http://schemas.microsoft.com/office/drawing/2016/5/12/chartex" xmlns:cx7="http://schemas.microsoft.com/office/drawing/2016/5/13/chartex" xmlns:cx8="http://schemas.microsoft.com/office/drawing/2016/5/14/chartex" xmlns:mc="http://schemas.openxmlformats.org/markup-compatibility/2006" xmlns:aink="http://schemas.microsoft.com/office/drawing/2016/ink" xmlns:am3d="http://schemas.microsoft.com/office/drawing/2017/model3d" xmlns:o="urn:schemas-microsoft-com:office:office" xmlns:oel="http://schemas.microsoft.com/office/2019/extlst" xmlns:r="http://schemas.openxmlformats.org/officeDocument/2006/relationships" xmlns:m="http://schemas.openxmlformats.org/officeDocument/2006/math" xmlns:v="urn:schemas-microsoft-com:vml" xmlns:wp14="http://schemas.microsoft.com/office/word/2010/wordprocessingDrawing" xmlns:wp="http://schemas.openxmlformats.org/drawingml/2006/wordprocessingDrawing" xmlns:w10="urn:schemas-microsoft-com:office:word" xmlns:w="http://schemas.openxmlformats.org/wordprocessingml/2006/main" xmlns:w14="http://schemas.microsoft.com/office/word/2010/wordml" xmlns:w15="http://schemas.microsoft.com/office/word/2012/wordml" xmlns:w16cex="http://schemas.microsoft.com/office/word/2018/wordml/cex" xmlns:w16cid="http://schemas.microsoft.com/office/word/2016/wordml/cid" xmlns:w16="http://schemas.microsoft.com/office/word/2018/wordml" xmlns:w16du="http://schemas.microsoft.com/office/word/2023/wordml/word16du" xmlns:w16sdtdh="http://schemas.microsoft.com/office/word/2020/wordml/sdtdatahash" xmlns:w16sdtfl="http://schemas.microsoft.com/office/word/2024/wordml/sdtformatlock" xmlns:w16se="http://schemas.microsoft.com/office/word/2015/wordml/symex" xmlns:wpg="http://schemas.microsoft.com/office/word/2010/wordprocessingGroup" xmlns:wpi="http://schemas.microsoft.com/office/word/2010/wordprocessingInk" xmlns:wne="http://schemas.microsoft.com/office/word/2006/wordml" xmlns:wps="http://schemas.microsoft.com/office/word/2010/wordprocessingShape" mc:Ignorable="w14 w15 w16se w16cid w16 w16cex w16sdtdh w16sdtfl w16du wp14">
   <w:p>
     <w:pPr>
       <w:pStyle w:val="Header"/>
@@ -922,7 +926,7 @@
 </file>
 
 <file path=word/header3.xml><?xml version="1.0" encoding="utf-8"?>
-<w:hdr xmlns:wpc="http://schemas.microsoft.com/office/word/2010/wordprocessingCanvas" xmlns:cx="http://schemas.microsoft.com/office/drawing/2014/chartex" xmlns:cx1="http://schemas.microsoft.com/office/drawing/2015/9/8/chartex" xmlns:cx2="http://schemas.microsoft.com/office/drawing/2015/10/21/chartex" xmlns:cx3="http://schemas.microsoft.com/office/drawing/2016/5/9/chartex" xmlns:cx4="http://schemas.microsoft.com/office/drawing/2016/5/10/chartex" xmlns:cx5="http://schemas.microsoft.com/office/drawing/2016/5/11/chartex" xmlns:cx6="http://schemas.microsoft.com/office/drawing/2016/5/12/chartex" xmlns:cx7="http://schemas.microsoft.com/office/drawing/2016/5/13/chartex" xmlns:cx8="http://schemas.microsoft.com/office/drawing/2016/5/14/chartex" xmlns:mc="http://schemas.openxmlformats.org/markup-compatibility/2006" xmlns:aink="http://schemas.microsoft.com/office/drawing/2016/ink" xmlns:am3d="http://schemas.microsoft.com/office/drawing/2017/model3d" xmlns:o="urn:schemas-microsoft-com:office:office" xmlns:oel="http://schemas.microsoft.com/office/2019/extlst" xmlns:r="http://schemas.openxmlformats.org/officeDocument/2006/relationships" xmlns:m="http://schemas.openxmlformats.org/officeDocument/2006/math" xmlns:v="urn:schemas-microsoft-com:vml" xmlns:wp14="http://schemas.microsoft.com/office/word/2010/wordprocessingDrawing" xmlns:wp="http://schemas.openxmlformats.org/drawingml/2006/wordprocessingDrawing" xmlns:w10="urn:schemas-microsoft-com:office:word" xmlns:w="http://schemas.openxmlformats.org/wordprocessingml/2006/main" xmlns:w14="http://schemas.microsoft.com/office/word/2010/wordml" xmlns:w15="http://schemas.microsoft.com/office/word/2012/wordml" xmlns:w16cex="http://schemas.microsoft.com/office/word/2018/wordml/cex" xmlns:w16cid="http://schemas.microsoft.com/office/word/2016/wordml/cid" xmlns:w16="http://schemas.microsoft.com/office/word/2018/wordml" xmlns:w16sdtdh="http://schemas.microsoft.com/office/word/2020/wordml/sdtdatahash" xmlns:w16se="http://schemas.microsoft.com/office/word/2015/wordml/symex" xmlns:wpg="http://schemas.microsoft.com/office/word/2010/wordprocessingGroup" xmlns:wpi="http://schemas.microsoft.com/office/word/2010/wordprocessingInk" xmlns:wne="http://schemas.microsoft.com/office/word/2006/wordml" xmlns:wps="http://schemas.microsoft.com/office/word/2010/wordprocessingShape" mc:Ignorable="w14 w15 w16se w16cid w16 w16cex w16sdtdh wp14">
+<w:hdr xmlns:wpc="http://schemas.microsoft.com/office/word/2010/wordprocessingCanvas" xmlns:cx="http://schemas.microsoft.com/office/drawing/2014/chartex" xmlns:cx1="http://schemas.microsoft.com/office/drawing/2015/9/8/chartex" xmlns:cx2="http://schemas.microsoft.com/office/drawing/2015/10/21/chartex" xmlns:cx3="http://schemas.microsoft.com/office/drawing/2016/5/9/chartex" xmlns:cx4="http://schemas.microsoft.com/office/drawing/2016/5/10/chartex" xmlns:cx5="http://schemas.microsoft.com/office/drawing/2016/5/11/chartex" xmlns:cx6="http://schemas.microsoft.com/office/drawing/2016/5/12/chartex" xmlns:cx7="http://schemas.microsoft.com/office/drawing/2016/5/13/chartex" xmlns:cx8="http://schemas.microsoft.com/office/drawing/2016/5/14/chartex" xmlns:mc="http://schemas.openxmlformats.org/markup-compatibility/2006" xmlns:aink="http://schemas.microsoft.com/office/drawing/2016/ink" xmlns:am3d="http://schemas.microsoft.com/office/drawing/2017/model3d" xmlns:o="urn:schemas-microsoft-com:office:office" xmlns:oel="http://schemas.microsoft.com/office/2019/extlst" xmlns:r="http://schemas.openxmlformats.org/officeDocument/2006/relationships" xmlns:m="http://schemas.openxmlformats.org/officeDocument/2006/math" xmlns:v="urn:schemas-microsoft-com:vml" xmlns:wp14="http://schemas.microsoft.com/office/word/2010/wordprocessingDrawing" xmlns:wp="http://schemas.openxmlformats.org/drawingml/2006/wordprocessingDrawing" xmlns:w10="urn:schemas-microsoft-com:office:word" xmlns:w="http://schemas.openxmlformats.org/wordprocessingml/2006/main" xmlns:w14="http://schemas.microsoft.com/office/word/2010/wordml" xmlns:w15="http://schemas.microsoft.com/office/word/2012/wordml" xmlns:w16cex="http://schemas.microsoft.com/office/word/2018/wordml/cex" xmlns:w16cid="http://schemas.microsoft.com/office/word/2016/wordml/cid" xmlns:w16="http://schemas.microsoft.com/office/word/2018/wordml" xmlns:w16du="http://schemas.microsoft.com/office/word/2023/wordml/word16du" xmlns:w16sdtdh="http://schemas.microsoft.com/office/word/2020/wordml/sdtdatahash" xmlns:w16sdtfl="http://schemas.microsoft.com/office/word/2024/wordml/sdtformatlock" xmlns:w16se="http://schemas.microsoft.com/office/word/2015/wordml/symex" xmlns:wpg="http://schemas.microsoft.com/office/word/2010/wordprocessingGroup" xmlns:wpi="http://schemas.microsoft.com/office/word/2010/wordprocessingInk" xmlns:wne="http://schemas.microsoft.com/office/word/2006/wordml" xmlns:wps="http://schemas.microsoft.com/office/word/2010/wordprocessingShape" mc:Ignorable="w14 w15 w16se w16cid w16 w16cex w16sdtdh w16sdtfl w16du wp14">
   <w:p>
     <w:pPr>
       <w:pStyle w:val="Header"/>
@@ -931,7 +935,7 @@
     <w:r>
       <w:tab/>
       <w:tab/>
-      <w:t>2026-06-17</w:t>
+      <w:t>2026-06-18</w:t>
       <w:br/>
       <w:br/>
     </w:r>
@@ -948,7 +952,7 @@
 </file>
 
 <file path=word/numbering.xml><?xml version="1.0" encoding="utf-8"?>
-<w:numbering xmlns:wpc="http://schemas.microsoft.com/office/word/2010/wordprocessingCanvas" xmlns:cx="http://schemas.microsoft.com/office/drawing/2014/chartex" xmlns:cx1="http://schemas.microsoft.com/office/drawing/2015/9/8/chartex" xmlns:cx2="http://schemas.microsoft.com/office/drawing/2015/10/21/chartex" xmlns:cx3="http://schemas.microsoft.com/office/drawing/2016/5/9/chartex" xmlns:cx4="http://schemas.microsoft.com/office/drawing/2016/5/10/chartex" xmlns:cx5="http://schemas.microsoft.com/office/drawing/2016/5/11/chartex" xmlns:cx6="http://schemas.microsoft.com/office/drawing/2016/5/12/chartex" xmlns:cx7="http://schemas.microsoft.com/office/drawing/2016/5/13/chartex" xmlns:cx8="http://schemas.microsoft.com/office/drawing/2016/5/14/chartex" xmlns:mc="http://schemas.openxmlformats.org/markup-compatibility/2006" xmlns:aink="http://schemas.microsoft.com/office/drawing/2016/ink" xmlns:am3d="http://schemas.microsoft.com/office/drawing/2017/model3d" xmlns:o="urn:schemas-microsoft-com:office:office" xmlns:oel="http://schemas.microsoft.com/office/2019/extlst" xmlns:r="http://schemas.openxmlformats.org/officeDocument/2006/relationships" xmlns:m="http://schemas.openxmlformats.org/officeDocument/2006/math" xmlns:v="urn:schemas-microsoft-com:vml" xmlns:wp14="http://schemas.microsoft.com/office/word/2010/wordprocessingDrawing" xmlns:wp="http://schemas.openxmlformats.org/drawingml/2006/wordprocessingDrawing" xmlns:w10="urn:schemas-microsoft-com:office:word" xmlns:w="http://schemas.openxmlformats.org/wordprocessingml/2006/main" xmlns:w14="http://schemas.microsoft.com/office/word/2010/wordml" xmlns:w15="http://schemas.microsoft.com/office/word/2012/wordml" xmlns:w16cex="http://schemas.microsoft.com/office/word/2018/wordml/cex" xmlns:w16cid="http://schemas.microsoft.com/office/word/2016/wordml/cid" xmlns:w16="http://schemas.microsoft.com/office/word/2018/wordml" xmlns:w16sdtdh="http://schemas.microsoft.com/office/word/2020/wordml/sdtdatahash" xmlns:w16se="http://schemas.microsoft.com/office/word/2015/wordml/symex" xmlns:wpg="http://schemas.microsoft.com/office/word/2010/wordprocessingGroup" xmlns:wpi="http://schemas.microsoft.com/office/word/2010/wordprocessingInk" xmlns:wne="http://schemas.microsoft.com/office/word/2006/wordml" xmlns:wps="http://schemas.microsoft.com/office/word/2010/wordprocessingShape" mc:Ignorable="w14 w15 w16se w16cid w16 w16cex w16sdtdh wp14">
+<w:numbering xmlns:wpc="http://schemas.microsoft.com/office/word/2010/wordprocessingCanvas" xmlns:cx="http://schemas.microsoft.com/office/drawing/2014/chartex" xmlns:cx1="http://schemas.microsoft.com/office/drawing/2015/9/8/chartex" xmlns:cx2="http://schemas.microsoft.com/office/drawing/2015/10/21/chartex" xmlns:cx3="http://schemas.microsoft.com/office/drawing/2016/5/9/chartex" xmlns:cx4="http://schemas.microsoft.com/office/drawing/2016/5/10/chartex" xmlns:cx5="http://schemas.microsoft.com/office/drawing/2016/5/11/chartex" xmlns:cx6="http://schemas.microsoft.com/office/drawing/2016/5/12/chartex" xmlns:cx7="http://schemas.microsoft.com/office/drawing/2016/5/13/chartex" xmlns:cx8="http://schemas.microsoft.com/office/drawing/2016/5/14/chartex" xmlns:mc="http://schemas.openxmlformats.org/markup-compatibility/2006" xmlns:aink="http://schemas.microsoft.com/office/drawing/2016/ink" xmlns:am3d="http://schemas.microsoft.com/office/drawing/2017/model3d" xmlns:o="urn:schemas-microsoft-com:office:office" xmlns:oel="http://schemas.microsoft.com/office/2019/extlst" xmlns:r="http://schemas.openxmlformats.org/officeDocument/2006/relationships" xmlns:m="http://schemas.openxmlformats.org/officeDocument/2006/math" xmlns:v="urn:schemas-microsoft-com:vml" xmlns:wp14="http://schemas.microsoft.com/office/word/2010/wordprocessingDrawing" xmlns:wp="http://schemas.openxmlformats.org/drawingml/2006/wordprocessingDrawing" xmlns:w10="urn:schemas-microsoft-com:office:word" xmlns:w="http://schemas.openxmlformats.org/wordprocessingml/2006/main" xmlns:w14="http://schemas.microsoft.com/office/word/2010/wordml" xmlns:w15="http://schemas.microsoft.com/office/word/2012/wordml" xmlns:w16cex="http://schemas.microsoft.com/office/word/2018/wordml/cex" xmlns:w16cid="http://schemas.microsoft.com/office/word/2016/wordml/cid" xmlns:w16="http://schemas.microsoft.com/office/word/2018/wordml" xmlns:w16du="http://schemas.microsoft.com/office/word/2023/wordml/word16du" xmlns:w16sdtdh="http://schemas.microsoft.com/office/word/2020/wordml/sdtdatahash" xmlns:w16sdtfl="http://schemas.microsoft.com/office/word/2024/wordml/sdtformatlock" xmlns:w16se="http://schemas.microsoft.com/office/word/2015/wordml/symex" xmlns:wpg="http://schemas.microsoft.com/office/word/2010/wordprocessingGroup" xmlns:wpi="http://schemas.microsoft.com/office/word/2010/wordprocessingInk" xmlns:wne="http://schemas.microsoft.com/office/word/2006/wordml" xmlns:wps="http://schemas.microsoft.com/office/word/2010/wordprocessingShape" mc:Ignorable="w14 w15 w16se w16cid w16 w16cex w16sdtdh w16sdtfl w16du wp14">
   <w:abstractNum w:abstractNumId="0" w15:restartNumberingAfterBreak="0">
     <w:nsid w:val="FFFFFF7C"/>
     <w:multiLevelType w:val="singleLevel"/>
@@ -1151,7 +1155,7 @@
 </file>
 
 <file path=word/styles.xml><?xml version="1.0" encoding="utf-8"?>
-<w:styles xmlns:mc="http://schemas.openxmlformats.org/markup-compatibility/2006" xmlns:r="http://schemas.openxmlformats.org/officeDocument/2006/relationships" xmlns:w="http://schemas.openxmlformats.org/wordprocessingml/2006/main" xmlns:w14="http://schemas.microsoft.com/office/word/2010/wordml" xmlns:w15="http://schemas.microsoft.com/office/word/2012/wordml" xmlns:w16cex="http://schemas.microsoft.com/office/word/2018/wordml/cex" xmlns:w16cid="http://schemas.microsoft.com/office/word/2016/wordml/cid" xmlns:w16="http://schemas.microsoft.com/office/word/2018/wordml" xmlns:w16sdtdh="http://schemas.microsoft.com/office/word/2020/wordml/sdtdatahash" xmlns:w16se="http://schemas.microsoft.com/office/word/2015/wordml/symex" mc:Ignorable="w14 w15 w16se w16cid w16 w16cex w16sdtdh">
+<w:styles xmlns:mc="http://schemas.openxmlformats.org/markup-compatibility/2006" xmlns:r="http://schemas.openxmlformats.org/officeDocument/2006/relationships" xmlns:w="http://schemas.openxmlformats.org/wordprocessingml/2006/main" xmlns:w14="http://schemas.microsoft.com/office/word/2010/wordml" xmlns:w15="http://schemas.microsoft.com/office/word/2012/wordml" xmlns:w16cex="http://schemas.microsoft.com/office/word/2018/wordml/cex" xmlns:w16cid="http://schemas.microsoft.com/office/word/2016/wordml/cid" xmlns:w16="http://schemas.microsoft.com/office/word/2018/wordml" xmlns:w16du="http://schemas.microsoft.com/office/word/2023/wordml/word16du" xmlns:w16sdtdh="http://schemas.microsoft.com/office/word/2020/wordml/sdtdatahash" xmlns:w16sdtfl="http://schemas.microsoft.com/office/word/2024/wordml/sdtformatlock" xmlns:w16se="http://schemas.microsoft.com/office/word/2015/wordml/symex" mc:Ignorable="w14 w15 w16se w16cid w16 w16cex w16sdtdh w16sdtfl w16du">
   <w:docDefaults>
     <w:rPrDefault>
       <w:rPr>
@@ -1909,7 +1913,7 @@
     <w:link w:val="TitleChar"/>
     <w:uiPriority w:val="10"/>
     <w:qFormat/>
-    <w:rsid w:val="007106C8"/>
+    <w:rsid w:val="00E854FA"/>
     <w:pPr>
       <w:spacing w:after="300" w:line="240" w:lineRule="auto"/>
       <w:contextualSpacing/>
@@ -1919,7 +1923,7 @@
       <w:rFonts w:eastAsiaTheme="majorEastAsia" w:cstheme="majorBidi"/>
       <w:spacing w:val="5"/>
       <w:kern w:val="28"/>
-      <w:sz w:val="52"/>
+      <w:sz w:val="40"/>
       <w:szCs w:val="52"/>
       <w:lang w:val="sv-SE" w:eastAsia="en-US" w:bidi="ar-SA"/>
     </w:rPr>
@@ -1929,12 +1933,12 @@
     <w:basedOn w:val="DefaultParagraphFont"/>
     <w:link w:val="Title"/>
     <w:uiPriority w:val="10"/>
-    <w:rsid w:val="007106C8"/>
+    <w:rsid w:val="00E854FA"/>
     <w:rPr>
       <w:rFonts w:ascii="Times New Roman" w:eastAsiaTheme="majorEastAsia" w:hAnsi="Times New Roman" w:cstheme="majorBidi"/>
       <w:spacing w:val="5"/>
       <w:kern w:val="28"/>
-      <w:sz w:val="52"/>
+      <w:sz w:val="40"/>
       <w:szCs w:val="52"/>
       <w:lang w:val="sv-SE" w:eastAsia="en-US" w:bidi="ar-SA"/>
     </w:rPr>

--- a/klagomål/A 3474-2026 FSC-klagomål.docx
+++ b/klagomål/A 3474-2026 FSC-klagomål.docx
@@ -935,7 +935,7 @@
     <w:r>
       <w:tab/>
       <w:tab/>
-      <w:t>2026-06-18</w:t>
+      <w:t>2026-06-19</w:t>
       <w:br/>
       <w:br/>
     </w:r>

--- a/klagomål/A 3474-2026 FSC-klagomål.docx
+++ b/klagomål/A 3474-2026 FSC-klagomål.docx
@@ -935,7 +935,7 @@
     <w:r>
       <w:tab/>
       <w:tab/>
-      <w:t>2026-06-19</w:t>
+      <w:t>2026-06-20</w:t>
       <w:br/>
       <w:br/>
     </w:r>

--- a/klagomål/A 3474-2026 FSC-klagomål.docx
+++ b/klagomål/A 3474-2026 FSC-klagomål.docx
@@ -168,38 +168,7 @@
     </w:p>
     <w:p>
       <w:r>
-        <w:t>Detta dokument behandlar höga naturvärden i avverkningsanmälan A 3474-2026 i Borås kommun som inkom 2026-01-20 och omfattar 4,5 ha.</w:t>
-      </w:r>
-    </w:p>
-    <w:p>
-      <w:r>
-        <w:t>Nedan presenteras fynd av naturvårdsarter och fridlysta arter som gjorts i det avverkningsanmälda området, samt relevanta utdrag ur standarderna för FSC, Chain of Custody, Controlled Wood och PEFC. I BILAGA 1 finns artfakta om fridlysta arter.</w:t>
-      </w:r>
-    </w:p>
-    <w:p>
-      <w:r>
-        <w:t>Vi förväntar oss att ni återkommer med ett skriftligt svar på vårt klagomål och även beskriver vilka korrigerande åtgärder ni satt in för att rätta till identifierade brister i er efterlevnad av den svenska FSC standarden.</w:t>
-      </w:r>
-    </w:p>
-    <w:p>
-      <w:pPr>
-        <w:pStyle w:val="Heading1"/>
-      </w:pPr>
-      <w:r>
-        <w:t>Naturvårdsarter</w:t>
-      </w:r>
-    </w:p>
-    <w:p>
-      <w:r>
-        <w:t>I avverkningsanmälan har följande 5 naturvårdsarter hittats: mattlummer (T, §9), spillkråka (T, §4), tjäder (T, §4), lopplummer (aggregat) (§9) och revlummer (§9). Typiska arter inom Natura 2000 som är kopplade till skogsekosystem har markerats med (T). För fridlysta arter anges även paragrafen i Artskyddsförordningen som arten är fridlyst enligt.</w:t>
-      </w:r>
-    </w:p>
-    <w:p>
-      <w:r>
-        <w:t>De påträffade naturvårdsarterna är ett tydligt kvitto på att det rör sig om en skog med höga naturvärden.</w:t>
-      </w:r>
-      <w:r>
-        <w:t xml:space="preserve"> I Figur 1 visas fyndplatser för naturvårdsarter i området, som finns registrerade på Artportalen.</w:t>
+        <w:t>Detta klagomål behandlar höga naturvärden i avverkningsanmälan A 3474-2026 i Borås kommun som inkom 2026-01-20 och omfattar 4,5 ha.</w:t>
       </w:r>
     </w:p>
     <w:p>
@@ -247,34 +216,35 @@
         <w:spacing w:after="240"/>
       </w:pPr>
       <w:r>
-        <w:t>Figur 1. Fyndplatser för naturvårdsarter i avverkningsanmälan (röd linje). Markörer utan svart kant är placerade på fyndplatsen. Markörer med svart kant är placerade vid sidan av fyndplatsen och har ett svart streck som visar fyndplatsens exakta position. Kartans mittpunktskoordinat är N 6391564, E 379012 i SWEREF 99 TM.</w:t>
+        <w:t>Figur 1. Fyndplatser för naturvårdsarter i avverkningsanmälan. Markörer utan svart kant är placerade på fyndplatsen. Markörer med svart kant är placerade vid sidan av fyndplatsen har ett svart streck som visar fyndplatsens exakta position. Kartans mittpunktskoordinat är N 6391564, E 379012 i SWEREF 99 TM.</w:t>
+      </w:r>
+    </w:p>
+    <w:p>
+      <w:r>
+        <w:t>I avverkningsanmälan finns fynd av 5 naturvårdsarter, varav 5 är fridlysta och 3 är typiska (T): mattlummer (T, §9), spillkråka (T, §4), tjäder (T, §4), lopplummer (aggregat) (§9) och revlummer (§9). Se Figur 1.</w:t>
+      </w:r>
+    </w:p>
+    <w:p>
+      <w:r>
+        <w:t>Nedan presenteras relevanta utdrag ur standarderna för FSC, Chain of Custody, Controlled Wood och PEFC.</w:t>
+      </w:r>
+    </w:p>
+    <w:p>
+      <w:r>
+        <w:t>Vi förväntar oss att ni återkommer med ett skriftligt svar på vårt klagomål och även beskriver vilka korrigerande åtgärder ni satt in för att rätta till identifierade brister i er efterlevnad av den svenska FSC standarden.</w:t>
       </w:r>
     </w:p>
     <w:p>
       <w:pPr>
-        <w:pStyle w:val="Heading2"/>
+        <w:pStyle w:val="Heading1"/>
       </w:pPr>
       <w:r>
-        <w:t>Fridlysta arter</w:t>
+        <w:t>Naturvårdsarter och fridlysta arter</w:t>
       </w:r>
     </w:p>
     <w:p>
       <w:r>
-        <w:t>Följande fridlysta arter har sina livsmiljöer och växtplatser i den avverkningsanmälda skogen: mattlummer (T, §9), spillkråka (T, §4), tjäder (T, §4), lopplummer (aggregat) (§9) och revlummer (§9).</w:t>
-      </w:r>
-    </w:p>
-    <w:p>
-      <w:r>
-        <w:t xml:space="preserve">Observera att medlemsländerna är skyldiga att agera i enlighet med EU:s fågeldirektiv där det uttryckligen står att direktivet gäller för fåglar samt för deras ägg, bon och </w:t>
-      </w:r>
-      <w:r>
-        <w:rPr>
-          <w:b/>
-        </w:rPr>
-        <w:t xml:space="preserve">livsmiljöer </w:t>
-      </w:r>
-      <w:r>
-        <w:t>(artikel 1). Vidare att de åtgärder som vidtas inte får leda till en försämring av den nuvarande situationen beträffande bevarandet av de fågelarter som avses i artikel 1 (artikel 13). Fågeldirektivet är styrande för tillsynsansvariga myndigheters ärendehantering, ställningstaganden och beslutsfattande.</w:t>
+        <w:t>Nedan följer beskrivningar av de naturvårdsarter och fridlysta arter som har sina livsmiljöer och växtplatser i den avverkningsanmälda skogen. Se även ytterligare artfakta i BILAGA 1. De påträffade naturvårdsarterna är ett tydligt kvitto på att det rör sig om en skog med höga naturvärden.</w:t>
       </w:r>
     </w:p>
     <w:p>
@@ -353,11 +323,6 @@
       </w:r>
       <w:r>
         <w:t>. Tjädern är en utpräglad skogsfågel knuten till större sammanhängande barrskogsområden. Tupparna och hönorna utnyttjar till viss del olika miljöer, och habitatvalet varierar dessutom mellan olika delar av året. För att det ska finnas livskraftiga tjäderbestånd krävs funktionella skogslandskap med en blandning av uppvuxen, gles och luckig skog, täta sumpskogar, myrar och andra små våtmarker. Arten försvinner när skogen fragmenteras och den sammanlagda arealen hyggen och andra öppna områden blir för stor. Ett småskaligt och försiktigt virkesuttag genom hyggesfria metoder kan i vissa fall vara möjligt i området inom 200 m från lekcentrum. Längre ut från lekcentrum, inom 200–500 m bör den avverkade ytan inte överskrida 1 hektar för att undvika alltför stora och snabba förändringar (Skogsstyrelsen, 2019; SLU Artdatabanken, 2024).</w:t>
-      </w:r>
-    </w:p>
-    <w:p>
-      <w:r>
-        <w:t>I BILAGA 1 finns mer detaljerad information om ekologi samt krav på livsmiljö hos fridlysta arter.</w:t>
       </w:r>
     </w:p>
     <w:p>
@@ -935,7 +900,7 @@
     <w:r>
       <w:tab/>
       <w:tab/>
-      <w:t>2026-06-20</w:t>
+      <w:t>2026-06-21</w:t>
       <w:br/>
       <w:br/>
     </w:r>

--- a/klagomål/A 3474-2026 FSC-klagomål.docx
+++ b/klagomål/A 3474-2026 FSC-klagomål.docx
@@ -900,7 +900,7 @@
     <w:r>
       <w:tab/>
       <w:tab/>
-      <w:t>2026-06-21</w:t>
+      <w:t>2026-06-22</w:t>
       <w:br/>
       <w:br/>
     </w:r>

--- a/klagomål/A 3474-2026 FSC-klagomål.docx
+++ b/klagomål/A 3474-2026 FSC-klagomål.docx
@@ -900,7 +900,7 @@
     <w:r>
       <w:tab/>
       <w:tab/>
-      <w:t>2026-06-22</w:t>
+      <w:t>2026-06-23</w:t>
       <w:br/>
       <w:br/>
     </w:r>

--- a/klagomål/A 3474-2026 FSC-klagomål.docx
+++ b/klagomål/A 3474-2026 FSC-klagomål.docx
@@ -900,7 +900,7 @@
     <w:r>
       <w:tab/>
       <w:tab/>
-      <w:t>2026-06-23</w:t>
+      <w:t>2026-06-24</w:t>
       <w:br/>
       <w:br/>
     </w:r>

--- a/klagomål/A 3474-2026 FSC-klagomål.docx
+++ b/klagomål/A 3474-2026 FSC-klagomål.docx
@@ -900,7 +900,7 @@
     <w:r>
       <w:tab/>
       <w:tab/>
-      <w:t>2026-06-24</w:t>
+      <w:t>2026-06-25</w:t>
       <w:br/>
       <w:br/>
     </w:r>

--- a/klagomål/A 3474-2026 FSC-klagomål.docx
+++ b/klagomål/A 3474-2026 FSC-klagomål.docx
@@ -900,7 +900,7 @@
     <w:r>
       <w:tab/>
       <w:tab/>
-      <w:t>2026-06-25</w:t>
+      <w:t>2026-06-26</w:t>
       <w:br/>
       <w:br/>
     </w:r>

--- a/klagomål/A 3474-2026 FSC-klagomål.docx
+++ b/klagomål/A 3474-2026 FSC-klagomål.docx
@@ -900,7 +900,7 @@
     <w:r>
       <w:tab/>
       <w:tab/>
-      <w:t>2026-06-26</w:t>
+      <w:t>2026-06-27</w:t>
       <w:br/>
       <w:br/>
     </w:r>

--- a/klagomål/A 3474-2026 FSC-klagomål.docx
+++ b/klagomål/A 3474-2026 FSC-klagomål.docx
@@ -900,7 +900,7 @@
     <w:r>
       <w:tab/>
       <w:tab/>
-      <w:t>2026-06-27</w:t>
+      <w:t>2026-06-28</w:t>
       <w:br/>
       <w:br/>
     </w:r>

--- a/klagomål/A 3474-2026 FSC-klagomål.docx
+++ b/klagomål/A 3474-2026 FSC-klagomål.docx
@@ -900,7 +900,7 @@
     <w:r>
       <w:tab/>
       <w:tab/>
-      <w:t>2026-06-28</w:t>
+      <w:t>2026-06-29</w:t>
       <w:br/>
       <w:br/>
     </w:r>

--- a/klagomål/A 3474-2026 FSC-klagomål.docx
+++ b/klagomål/A 3474-2026 FSC-klagomål.docx
@@ -900,7 +900,7 @@
     <w:r>
       <w:tab/>
       <w:tab/>
-      <w:t>2026-06-29</w:t>
+      <w:t>2026-06-30</w:t>
       <w:br/>
       <w:br/>
     </w:r>

--- a/klagomål/A 3474-2026 FSC-klagomål.docx
+++ b/klagomål/A 3474-2026 FSC-klagomål.docx
@@ -900,7 +900,7 @@
     <w:r>
       <w:tab/>
       <w:tab/>
-      <w:t>2026-06-30</w:t>
+      <w:t>2026-07-01</w:t>
       <w:br/>
       <w:br/>
     </w:r>

--- a/klagomål/A 3474-2026 FSC-klagomål.docx
+++ b/klagomål/A 3474-2026 FSC-klagomål.docx
@@ -900,7 +900,7 @@
     <w:r>
       <w:tab/>
       <w:tab/>
-      <w:t>2026-07-01</w:t>
+      <w:t>2026-07-02</w:t>
       <w:br/>
       <w:br/>
     </w:r>

--- a/klagomål/A 3474-2026 FSC-klagomål.docx
+++ b/klagomål/A 3474-2026 FSC-klagomål.docx
@@ -900,7 +900,7 @@
     <w:r>
       <w:tab/>
       <w:tab/>
-      <w:t>2026-07-13</w:t>
+      <w:t>2026-07-14</w:t>
       <w:br/>
       <w:br/>
     </w:r>

--- a/klagomål/A 3474-2026 FSC-klagomål.docx
+++ b/klagomål/A 3474-2026 FSC-klagomål.docx
@@ -900,7 +900,7 @@
     <w:r>
       <w:tab/>
       <w:tab/>
-      <w:t>2026-07-14</w:t>
+      <w:t>2026-07-15</w:t>
       <w:br/>
       <w:br/>
     </w:r>

--- a/klagomål/A 3474-2026 FSC-klagomål.docx
+++ b/klagomål/A 3474-2026 FSC-klagomål.docx
@@ -900,7 +900,7 @@
     <w:r>
       <w:tab/>
       <w:tab/>
-      <w:t>2026-07-15</w:t>
+      <w:t>2026-07-16</w:t>
       <w:br/>
       <w:br/>
     </w:r>

--- a/klagomål/A 3474-2026 FSC-klagomål.docx
+++ b/klagomål/A 3474-2026 FSC-klagomål.docx
@@ -900,7 +900,7 @@
     <w:r>
       <w:tab/>
       <w:tab/>
-      <w:t>2026-07-16</w:t>
+      <w:t>2026-07-17</w:t>
       <w:br/>
       <w:br/>
     </w:r>

--- a/klagomål/A 3474-2026 FSC-klagomål.docx
+++ b/klagomål/A 3474-2026 FSC-klagomål.docx
@@ -900,7 +900,7 @@
     <w:r>
       <w:tab/>
       <w:tab/>
-      <w:t>2026-07-17</w:t>
+      <w:t>2026-07-18</w:t>
       <w:br/>
       <w:br/>
     </w:r>

--- a/klagomål/A 3474-2026 FSC-klagomål.docx
+++ b/klagomål/A 3474-2026 FSC-klagomål.docx
@@ -900,7 +900,7 @@
     <w:r>
       <w:tab/>
       <w:tab/>
-      <w:t>2026-07-18</w:t>
+      <w:t>2026-07-19</w:t>
       <w:br/>
       <w:br/>
     </w:r>

--- a/klagomål/A 3474-2026 FSC-klagomål.docx
+++ b/klagomål/A 3474-2026 FSC-klagomål.docx
@@ -900,7 +900,7 @@
     <w:r>
       <w:tab/>
       <w:tab/>
-      <w:t>2026-07-19</w:t>
+      <w:t>2026-07-20</w:t>
       <w:br/>
       <w:br/>
     </w:r>

--- a/klagomål/A 3474-2026 FSC-klagomål.docx
+++ b/klagomål/A 3474-2026 FSC-klagomål.docx
@@ -900,7 +900,7 @@
     <w:r>
       <w:tab/>
       <w:tab/>
-      <w:t>2026-07-20</w:t>
+      <w:t>2026-07-21</w:t>
       <w:br/>
       <w:br/>
     </w:r>

--- a/klagomål/A 3474-2026 FSC-klagomål.docx
+++ b/klagomål/A 3474-2026 FSC-klagomål.docx
@@ -900,7 +900,7 @@
     <w:r>
       <w:tab/>
       <w:tab/>
-      <w:t>2026-07-21</w:t>
+      <w:t>2026-07-22</w:t>
       <w:br/>
       <w:br/>
     </w:r>

--- a/klagomål/A 3474-2026 FSC-klagomål.docx
+++ b/klagomål/A 3474-2026 FSC-klagomål.docx
@@ -900,7 +900,7 @@
     <w:r>
       <w:tab/>
       <w:tab/>
-      <w:t>2026-07-22</w:t>
+      <w:t>2026-07-23</w:t>
       <w:br/>
       <w:br/>
     </w:r>

--- a/klagomål/A 3474-2026 FSC-klagomål.docx
+++ b/klagomål/A 3474-2026 FSC-klagomål.docx
@@ -900,7 +900,7 @@
     <w:r>
       <w:tab/>
       <w:tab/>
-      <w:t>2026-07-23</w:t>
+      <w:t>2026-07-24</w:t>
       <w:br/>
       <w:br/>
     </w:r>

--- a/klagomål/A 3474-2026 FSC-klagomål.docx
+++ b/klagomål/A 3474-2026 FSC-klagomål.docx
@@ -900,7 +900,7 @@
     <w:r>
       <w:tab/>
       <w:tab/>
-      <w:t>2026-07-24</w:t>
+      <w:t>2026-07-25</w:t>
       <w:br/>
       <w:br/>
     </w:r>

--- a/klagomål/A 3474-2026 FSC-klagomål.docx
+++ b/klagomål/A 3474-2026 FSC-klagomål.docx
@@ -900,7 +900,7 @@
     <w:r>
       <w:tab/>
       <w:tab/>
-      <w:t>2026-07-25</w:t>
+      <w:t>2026-07-26</w:t>
       <w:br/>
       <w:br/>
     </w:r>

--- a/klagomål/A 3474-2026 FSC-klagomål.docx
+++ b/klagomål/A 3474-2026 FSC-klagomål.docx
@@ -900,7 +900,7 @@
     <w:r>
       <w:tab/>
       <w:tab/>
-      <w:t>2026-07-26</w:t>
+      <w:t>2026-07-27</w:t>
       <w:br/>
       <w:br/>
     </w:r>

--- a/klagomål/A 3474-2026 FSC-klagomål.docx
+++ b/klagomål/A 3474-2026 FSC-klagomål.docx
@@ -900,7 +900,7 @@
     <w:r>
       <w:tab/>
       <w:tab/>
-      <w:t>2026-07-27</w:t>
+      <w:t>2026-07-28</w:t>
       <w:br/>
       <w:br/>
     </w:r>

--- a/klagomål/A 3474-2026 FSC-klagomål.docx
+++ b/klagomål/A 3474-2026 FSC-klagomål.docx
@@ -900,7 +900,7 @@
     <w:r>
       <w:tab/>
       <w:tab/>
-      <w:t>2026-07-28</w:t>
+      <w:t>2026-07-29</w:t>
       <w:br/>
       <w:br/>
     </w:r>

--- a/klagomål/A 3474-2026 FSC-klagomål.docx
+++ b/klagomål/A 3474-2026 FSC-klagomål.docx
@@ -900,7 +900,7 @@
     <w:r>
       <w:tab/>
       <w:tab/>
-      <w:t>2026-07-29</w:t>
+      <w:t>2026-07-30</w:t>
       <w:br/>
       <w:br/>
     </w:r>

--- a/klagomål/A 3474-2026 FSC-klagomål.docx
+++ b/klagomål/A 3474-2026 FSC-klagomål.docx
@@ -900,7 +900,7 @@
     <w:r>
       <w:tab/>
       <w:tab/>
-      <w:t>2026-07-30</w:t>
+      <w:t>2026-07-31</w:t>
       <w:br/>
       <w:br/>
     </w:r>

--- a/klagomål/A 3474-2026 FSC-klagomål.docx
+++ b/klagomål/A 3474-2026 FSC-klagomål.docx
@@ -900,7 +900,7 @@
     <w:r>
       <w:tab/>
       <w:tab/>
-      <w:t>2026-07-31</w:t>
+      <w:t>2026-08-01</w:t>
       <w:br/>
       <w:br/>
     </w:r>

--- a/klagomål/A 3474-2026 FSC-klagomål.docx
+++ b/klagomål/A 3474-2026 FSC-klagomål.docx
@@ -900,7 +900,7 @@
     <w:r>
       <w:tab/>
       <w:tab/>
-      <w:t>2026-08-01</w:t>
+      <w:t>2026-08-02</w:t>
       <w:br/>
       <w:br/>
     </w:r>

--- a/klagomål/A 3474-2026 FSC-klagomål.docx
+++ b/klagomål/A 3474-2026 FSC-klagomål.docx
@@ -900,7 +900,7 @@
     <w:r>
       <w:tab/>
       <w:tab/>
-      <w:t>2026-08-02</w:t>
+      <w:t>2026-08-03</w:t>
       <w:br/>
       <w:br/>
     </w:r>

--- a/klagomål/A 3474-2026 FSC-klagomål.docx
+++ b/klagomål/A 3474-2026 FSC-klagomål.docx
@@ -900,7 +900,7 @@
     <w:r>
       <w:tab/>
       <w:tab/>
-      <w:t>2026-08-03</w:t>
+      <w:t>2026-08-04</w:t>
       <w:br/>
       <w:br/>
     </w:r>

--- a/klagomål/A 3474-2026 FSC-klagomål.docx
+++ b/klagomål/A 3474-2026 FSC-klagomål.docx
@@ -900,7 +900,7 @@
     <w:r>
       <w:tab/>
       <w:tab/>
-      <w:t>2026-08-04</w:t>
+      <w:t>2026-08-05</w:t>
       <w:br/>
       <w:br/>
     </w:r>

--- a/klagomål/A 3474-2026 FSC-klagomål.docx
+++ b/klagomål/A 3474-2026 FSC-klagomål.docx
@@ -900,7 +900,7 @@
     <w:r>
       <w:tab/>
       <w:tab/>
-      <w:t>2026-08-05</w:t>
+      <w:t>2026-08-07</w:t>
       <w:br/>
       <w:br/>
     </w:r>

--- a/klagomål/A 3474-2026 FSC-klagomål.docx
+++ b/klagomål/A 3474-2026 FSC-klagomål.docx
@@ -900,7 +900,7 @@
     <w:r>
       <w:tab/>
       <w:tab/>
-      <w:t>2026-08-07</w:t>
+      <w:t>2026-08-08</w:t>
       <w:br/>
       <w:br/>
     </w:r>

--- a/klagomål/A 3474-2026 FSC-klagomål.docx
+++ b/klagomål/A 3474-2026 FSC-klagomål.docx
@@ -216,7 +216,7 @@
         <w:spacing w:after="240"/>
       </w:pPr>
       <w:r>
-        <w:t>Figur 1. Fyndplatser för naturvårdsarter i avverkningsanmälan. Markörer utan svart kant är placerade på fyndplatsen. Markörer med svart kant är placerade vid sidan av fyndplatsen har ett svart streck som visar fyndplatsens exakta position. Kartans mittpunktskoordinat är N 6391564, E 379012 i SWEREF 99 TM.</w:t>
+        <w:t>Figur 1. Fyndplatser för naturvårdsarter i avverkningsanmälan. Markörer utan svart kant är placerade på fyndplatsen. Markörer med svart kant är placerade vid sidan av fyndplatsen och har ett svart streck som visar fyndplatsens exakta position. Kartans mittpunktskoordinat är N 6391564, E 379012 i SWEREF 99 TM.</w:t>
       </w:r>
     </w:p>
     <w:p>
@@ -900,7 +900,7 @@
     <w:r>
       <w:tab/>
       <w:tab/>
-      <w:t>2026-08-14</w:t>
+      <w:t>2026-08-15</w:t>
       <w:br/>
       <w:br/>
     </w:r>

--- a/klagomål/A 3474-2026 FSC-klagomål.docx
+++ b/klagomål/A 3474-2026 FSC-klagomål.docx
@@ -900,7 +900,7 @@
     <w:r>
       <w:tab/>
       <w:tab/>
-      <w:t>2026-08-15</w:t>
+      <w:t>2026-08-16</w:t>
       <w:br/>
       <w:br/>
     </w:r>

--- a/klagomål/A 3474-2026 FSC-klagomål.docx
+++ b/klagomål/A 3474-2026 FSC-klagomål.docx
@@ -900,7 +900,7 @@
     <w:r>
       <w:tab/>
       <w:tab/>
-      <w:t>2026-08-16</w:t>
+      <w:t>2026-08-17</w:t>
       <w:br/>
       <w:br/>
     </w:r>

--- a/klagomål/A 3474-2026 FSC-klagomål.docx
+++ b/klagomål/A 3474-2026 FSC-klagomål.docx
@@ -900,7 +900,7 @@
     <w:r>
       <w:tab/>
       <w:tab/>
-      <w:t>2026-08-17</w:t>
+      <w:t>2026-08-18</w:t>
       <w:br/>
       <w:br/>
     </w:r>

--- a/klagomål/A 3474-2026 FSC-klagomål.docx
+++ b/klagomål/A 3474-2026 FSC-klagomål.docx
@@ -900,7 +900,7 @@
     <w:r>
       <w:tab/>
       <w:tab/>
-      <w:t>2026-08-18</w:t>
+      <w:t>2026-08-19</w:t>
       <w:br/>
       <w:br/>
     </w:r>

--- a/klagomål/A 3474-2026 FSC-klagomål.docx
+++ b/klagomål/A 3474-2026 FSC-klagomål.docx
@@ -900,7 +900,7 @@
     <w:r>
       <w:tab/>
       <w:tab/>
-      <w:t>2026-08-19</w:t>
+      <w:t>2026-08-20</w:t>
       <w:br/>
       <w:br/>
     </w:r>

--- a/klagomål/A 3474-2026 FSC-klagomål.docx
+++ b/klagomål/A 3474-2026 FSC-klagomål.docx
@@ -900,7 +900,7 @@
     <w:r>
       <w:tab/>
       <w:tab/>
-      <w:t>2026-08-20</w:t>
+      <w:t>2026-08-21</w:t>
       <w:br/>
       <w:br/>
     </w:r>

--- a/klagomål/A 3474-2026 FSC-klagomål.docx
+++ b/klagomål/A 3474-2026 FSC-klagomål.docx
@@ -900,7 +900,7 @@
     <w:r>
       <w:tab/>
       <w:tab/>
-      <w:t>2026-08-21</w:t>
+      <w:t>2026-08-22</w:t>
       <w:br/>
       <w:br/>
     </w:r>

--- a/klagomål/A 3474-2026 FSC-klagomål.docx
+++ b/klagomål/A 3474-2026 FSC-klagomål.docx
@@ -900,7 +900,7 @@
     <w:r>
       <w:tab/>
       <w:tab/>
-      <w:t>2026-08-22</w:t>
+      <w:t>2026-08-23</w:t>
       <w:br/>
       <w:br/>
     </w:r>

--- a/klagomål/A 3474-2026 FSC-klagomål.docx
+++ b/klagomål/A 3474-2026 FSC-klagomål.docx
@@ -900,7 +900,7 @@
     <w:r>
       <w:tab/>
       <w:tab/>
-      <w:t>2026-08-23</w:t>
+      <w:t>2026-08-24</w:t>
       <w:br/>
       <w:br/>
     </w:r>

--- a/klagomål/A 3474-2026 FSC-klagomål.docx
+++ b/klagomål/A 3474-2026 FSC-klagomål.docx
@@ -900,7 +900,7 @@
     <w:r>
       <w:tab/>
       <w:tab/>
-      <w:t>2026-08-24</w:t>
+      <w:t>2026-08-25</w:t>
       <w:br/>
       <w:br/>
     </w:r>

--- a/klagomål/A 3474-2026 FSC-klagomål.docx
+++ b/klagomål/A 3474-2026 FSC-klagomål.docx
@@ -900,7 +900,7 @@
     <w:r>
       <w:tab/>
       <w:tab/>
-      <w:t>2026-08-25</w:t>
+      <w:t>2026-08-26</w:t>
       <w:br/>
       <w:br/>
     </w:r>

--- a/klagomål/A 3474-2026 FSC-klagomål.docx
+++ b/klagomål/A 3474-2026 FSC-klagomål.docx
@@ -900,7 +900,7 @@
     <w:r>
       <w:tab/>
       <w:tab/>
-      <w:t>2026-08-26</w:t>
+      <w:t>2026-08-27</w:t>
       <w:br/>
       <w:br/>
     </w:r>

--- a/klagomål/A 3474-2026 FSC-klagomål.docx
+++ b/klagomål/A 3474-2026 FSC-klagomål.docx
@@ -900,7 +900,7 @@
     <w:r>
       <w:tab/>
       <w:tab/>
-      <w:t>2026-08-27</w:t>
+      <w:t>2026-08-28</w:t>
       <w:br/>
       <w:br/>
     </w:r>

--- a/klagomål/A 3474-2026 FSC-klagomål.docx
+++ b/klagomål/A 3474-2026 FSC-klagomål.docx
@@ -900,7 +900,7 @@
     <w:r>
       <w:tab/>
       <w:tab/>
-      <w:t>2026-08-28</w:t>
+      <w:t>2026-08-29</w:t>
       <w:br/>
       <w:br/>
     </w:r>

--- a/klagomål/A 3474-2026 FSC-klagomål.docx
+++ b/klagomål/A 3474-2026 FSC-klagomål.docx
@@ -900,7 +900,7 @@
     <w:r>
       <w:tab/>
       <w:tab/>
-      <w:t>2026-08-29</w:t>
+      <w:t>2026-08-31</w:t>
       <w:br/>
       <w:br/>
     </w:r>

--- a/klagomål/A 3474-2026 FSC-klagomål.docx
+++ b/klagomål/A 3474-2026 FSC-klagomål.docx
@@ -900,7 +900,7 @@
     <w:r>
       <w:tab/>
       <w:tab/>
-      <w:t>2026-08-31</w:t>
+      <w:t>2026-09-01</w:t>
       <w:br/>
       <w:br/>
     </w:r>

--- a/klagomål/A 3474-2026 FSC-klagomål.docx
+++ b/klagomål/A 3474-2026 FSC-klagomål.docx
@@ -900,7 +900,7 @@
     <w:r>
       <w:tab/>
       <w:tab/>
-      <w:t>2026-09-01</w:t>
+      <w:t>2026-09-02</w:t>
       <w:br/>
       <w:br/>
     </w:r>

--- a/klagomål/A 3474-2026 FSC-klagomål.docx
+++ b/klagomål/A 3474-2026 FSC-klagomål.docx
@@ -900,7 +900,7 @@
     <w:r>
       <w:tab/>
       <w:tab/>
-      <w:t>2026-09-02</w:t>
+      <w:t>2026-09-03</w:t>
       <w:br/>
       <w:br/>
     </w:r>

--- a/klagomål/A 3474-2026 FSC-klagomål.docx
+++ b/klagomål/A 3474-2026 FSC-klagomål.docx
@@ -900,7 +900,7 @@
     <w:r>
       <w:tab/>
       <w:tab/>
-      <w:t>2026-09-03</w:t>
+      <w:t>2026-09-04</w:t>
       <w:br/>
       <w:br/>
     </w:r>

--- a/klagomål/A 3474-2026 FSC-klagomål.docx
+++ b/klagomål/A 3474-2026 FSC-klagomål.docx
@@ -900,7 +900,7 @@
     <w:r>
       <w:tab/>
       <w:tab/>
-      <w:t>2026-09-04</w:t>
+      <w:t>2026-09-05</w:t>
       <w:br/>
       <w:br/>
     </w:r>

--- a/klagomål/A 3474-2026 FSC-klagomål.docx
+++ b/klagomål/A 3474-2026 FSC-klagomål.docx
@@ -900,7 +900,7 @@
     <w:r>
       <w:tab/>
       <w:tab/>
-      <w:t>2026-09-05</w:t>
+      <w:t>2026-09-06</w:t>
       <w:br/>
       <w:br/>
     </w:r>

--- a/klagomål/A 3474-2026 FSC-klagomål.docx
+++ b/klagomål/A 3474-2026 FSC-klagomål.docx
@@ -900,7 +900,7 @@
     <w:r>
       <w:tab/>
       <w:tab/>
-      <w:t>2026-09-06</w:t>
+      <w:t>2026-09-07</w:t>
       <w:br/>
       <w:br/>
     </w:r>
